--- a/projects/HR/Китайский снабженец/Вводный_инструктаж_и_спринт_Лиень_Поддержка_и_Логистика.docx
+++ b/projects/HR/Китайский снабженец/Вводный_инструктаж_и_спринт_Лиень_Поддержка_и_Логистика.docx
@@ -4,47 +4,98 @@
   <w:body>
     <w:p>
       <w:pPr>
+        <w:spacing w:before="0" w:after="240"/>
         <w:jc w:val="center"/>
       </w:pPr>
       <w:r>
         <w:rPr>
-          <w:rFonts w:ascii="Calibri" w:hAnsi="Calibri"/>
           <w:b/>
-          <w:color w:val="182B49"/>
-          <w:sz w:val="36"/>
+          <w:color w:val="003366"/>
+          <w:sz w:val="30"/>
         </w:rPr>
         <w:t>ВВОДНЫЙ ДОКУМЕНТ И РАБОЧИЙ СПРИНТ</w:t>
+        <w:br/>
       </w:r>
-    </w:p>
-    <w:p>
-      <w:pPr>
-        <w:jc w:val="center"/>
-      </w:pPr>
       <w:r>
         <w:rPr>
-          <w:rFonts w:ascii="Calibri" w:hAnsi="Calibri"/>
-          <w:color w:val="646E7D"/>
-          <w:sz w:val="24"/>
+          <w:i/>
+          <w:color w:val="555555"/>
+          <w:sz w:val="21"/>
         </w:rPr>
-        <w:t>Комплексная поддержка международной логистики и снабжения</w:t>
+        <w:t>Комплексная поддержка международной логистики и снабжения в КНР</w:t>
+        <w:br/>
+        <w:t>中国办事处综合支持与物流跟单工作冲刺指南（丽艳女士专用）</w:t>
       </w:r>
     </w:p>
     <w:tbl>
       <w:tblPr>
         <w:tblW w:type="auto" w:w="0"/>
         <w:jc w:val="center"/>
-        <w:tblLayout w:type="fixed"/>
         <w:tblLook w:firstColumn="1" w:firstRow="1" w:lastColumn="0" w:lastRow="0" w:noHBand="0" w:noVBand="1" w:val="04A0"/>
       </w:tblPr>
       <w:tblGrid>
-        <w:gridCol w:w="4968"/>
-        <w:gridCol w:w="4968"/>
+        <w:gridCol w:w="5040"/>
+        <w:gridCol w:w="5040"/>
       </w:tblGrid>
       <w:tr>
         <w:tc>
           <w:tcPr>
-            <w:tcW w:type="dxa" w:w="3168"/>
-            <w:shd w:fill="F0F4F8"/>
+            <w:tcW w:type="dxa" w:w="3312"/>
+            <w:shd w:fill="1E3A8A"/>
+            <w:tcMar>
+              <w:top w:w="100" w:type="dxa"/>
+              <w:bottom w:w="100" w:type="dxa"/>
+              <w:left w:w="120" w:type="dxa"/>
+              <w:right w:w="120" w:type="dxa"/>
+            </w:tcMar>
+          </w:tcPr>
+          <w:p>
+            <w:pPr>
+              <w:spacing w:before="0" w:after="0"/>
+              <w:jc w:val="left"/>
+            </w:pPr>
+            <w:r>
+              <w:rPr>
+                <w:b/>
+                <w:color w:val="FFFFFF"/>
+                <w:sz w:val="19"/>
+              </w:rPr>
+              <w:t>Параметр / 属性</w:t>
+            </w:r>
+          </w:p>
+        </w:tc>
+        <w:tc>
+          <w:tcPr>
+            <w:tcW w:type="dxa" w:w="6768"/>
+            <w:shd w:fill="1E3A8A"/>
+            <w:tcMar>
+              <w:top w:w="100" w:type="dxa"/>
+              <w:bottom w:w="100" w:type="dxa"/>
+              <w:left w:w="120" w:type="dxa"/>
+              <w:right w:w="120" w:type="dxa"/>
+            </w:tcMar>
+          </w:tcPr>
+          <w:p>
+            <w:pPr>
+              <w:spacing w:before="0" w:after="0"/>
+              <w:jc w:val="left"/>
+            </w:pPr>
+            <w:r>
+              <w:rPr>
+                <w:b/>
+                <w:color w:val="FFFFFF"/>
+                <w:sz w:val="19"/>
+              </w:rPr>
+              <w:t>Значение / 内容</w:t>
+            </w:r>
+          </w:p>
+        </w:tc>
+      </w:tr>
+      <w:tr>
+        <w:tc>
+          <w:tcPr>
+            <w:tcW w:type="dxa" w:w="3312"/>
+            <w:shd w:fill="FFFFFF"/>
             <w:tcMar>
               <w:top w:w="80" w:type="dxa"/>
               <w:bottom w:w="80" w:type="dxa"/>
@@ -53,11 +104,12 @@
             </w:tcMar>
           </w:tcPr>
           <w:p>
+            <w:pPr>
+              <w:spacing w:before="0" w:after="0" w:line="276" w:lineRule="auto"/>
+            </w:pPr>
             <w:r>
               <w:rPr>
-                <w:b/>
-                <w:color w:val="1E293B"/>
-                <w:sz w:val="20"/>
+                <w:sz w:val="18"/>
               </w:rPr>
               <w:t>Сотрудник / Адресат:</w:t>
             </w:r>
@@ -65,7 +117,32 @@
         </w:tc>
         <w:tc>
           <w:tcPr>
-            <w:tcW w:type="dxa" w:w="6192"/>
+            <w:tcW w:type="dxa" w:w="6768"/>
+            <w:shd w:fill="FFFFFF"/>
+            <w:tcMar>
+              <w:top w:w="80" w:type="dxa"/>
+              <w:bottom w:w="80" w:type="dxa"/>
+              <w:left w:w="120" w:type="dxa"/>
+              <w:right w:w="120" w:type="dxa"/>
+            </w:tcMar>
+          </w:tcPr>
+          <w:p>
+            <w:pPr>
+              <w:spacing w:before="0" w:after="0" w:line="276" w:lineRule="auto"/>
+            </w:pPr>
+            <w:r>
+              <w:rPr>
+                <w:sz w:val="18"/>
+              </w:rPr>
+              <w:t>Лиень (丽艳 / Lien / user/44)</w:t>
+            </w:r>
+          </w:p>
+        </w:tc>
+      </w:tr>
+      <w:tr>
+        <w:tc>
+          <w:tcPr>
+            <w:tcW w:type="dxa" w:w="3312"/>
             <w:shd w:fill="F8FAFC"/>
             <w:tcMar>
               <w:top w:w="80" w:type="dxa"/>
@@ -75,42 +152,20 @@
             </w:tcMar>
           </w:tcPr>
           <w:p>
+            <w:pPr>
+              <w:spacing w:before="0" w:after="0" w:line="276" w:lineRule="auto"/>
+            </w:pPr>
             <w:r>
               <w:rPr>
-                <w:color w:val="0F172A"/>
-                <w:sz w:val="20"/>
+                <w:sz w:val="18"/>
               </w:rPr>
-              <w:t>Лиень (丽艳 / Lien / user/44)</w:t>
-            </w:r>
-          </w:p>
-        </w:tc>
-      </w:tr>
-      <w:tr>
-        <w:tc>
-          <w:tcPr>
-            <w:tcW w:type="dxa" w:w="3168"/>
-            <w:shd w:fill="F0F4F8"/>
-            <w:tcMar>
-              <w:top w:w="80" w:type="dxa"/>
-              <w:bottom w:w="80" w:type="dxa"/>
-              <w:left w:w="120" w:type="dxa"/>
-              <w:right w:w="120" w:type="dxa"/>
-            </w:tcMar>
-          </w:tcPr>
-          <w:p>
-            <w:r>
-              <w:rPr>
-                <w:b/>
-                <w:color w:val="1E293B"/>
-                <w:sz w:val="20"/>
-              </w:rPr>
-              <w:t>Направление и статус:</w:t>
+              <w:t>Должность и статус:</w:t>
             </w:r>
           </w:p>
         </w:tc>
         <w:tc>
           <w:tcPr>
-            <w:tcW w:type="dxa" w:w="6192"/>
+            <w:tcW w:type="dxa" w:w="6768"/>
             <w:shd w:fill="F8FAFC"/>
             <w:tcMar>
               <w:top w:w="80" w:type="dxa"/>
@@ -120,18 +175,168 @@
             </w:tcMar>
           </w:tcPr>
           <w:p>
+            <w:pPr>
+              <w:spacing w:before="0" w:after="0" w:line="276" w:lineRule="auto"/>
+            </w:pPr>
             <w:r>
               <w:rPr>
-                <w:color w:val="0F172A"/>
-                <w:sz w:val="20"/>
+                <w:sz w:val="18"/>
               </w:rPr>
               <w:t>Специалист логистической поддержки и ассистент отдела снабжения</w:t>
             </w:r>
           </w:p>
         </w:tc>
       </w:tr>
+      <w:tr>
+        <w:tc>
+          <w:tcPr>
+            <w:tcW w:type="dxa" w:w="3312"/>
+            <w:shd w:fill="FFFFFF"/>
+            <w:tcMar>
+              <w:top w:w="80" w:type="dxa"/>
+              <w:bottom w:w="80" w:type="dxa"/>
+              <w:left w:w="120" w:type="dxa"/>
+              <w:right w:w="120" w:type="dxa"/>
+            </w:tcMar>
+          </w:tcPr>
+          <w:p>
+            <w:pPr>
+              <w:spacing w:before="0" w:after="0" w:line="276" w:lineRule="auto"/>
+            </w:pPr>
+            <w:r>
+              <w:rPr>
+                <w:sz w:val="18"/>
+              </w:rPr>
+              <w:t>Формат работы:</w:t>
+            </w:r>
+          </w:p>
+        </w:tc>
+        <w:tc>
+          <w:tcPr>
+            <w:tcW w:type="dxa" w:w="6768"/>
+            <w:shd w:fill="FFFFFF"/>
+            <w:tcMar>
+              <w:top w:w="80" w:type="dxa"/>
+              <w:bottom w:w="80" w:type="dxa"/>
+              <w:left w:w="120" w:type="dxa"/>
+              <w:right w:w="120" w:type="dxa"/>
+            </w:tcMar>
+          </w:tcPr>
+          <w:p>
+            <w:pPr>
+              <w:spacing w:before="0" w:after="0" w:line="276" w:lineRule="auto"/>
+            </w:pPr>
+            <w:r>
+              <w:rPr>
+                <w:sz w:val="18"/>
+              </w:rPr>
+              <w:t>КНР, удаленный формат с оперативной поддержкой складов и фабрик</w:t>
+            </w:r>
+          </w:p>
+        </w:tc>
+      </w:tr>
+      <w:tr>
+        <w:tc>
+          <w:tcPr>
+            <w:tcW w:type="dxa" w:w="3312"/>
+            <w:shd w:fill="F8FAFC"/>
+            <w:tcMar>
+              <w:top w:w="80" w:type="dxa"/>
+              <w:bottom w:w="80" w:type="dxa"/>
+              <w:left w:w="120" w:type="dxa"/>
+              <w:right w:w="120" w:type="dxa"/>
+            </w:tcMar>
+          </w:tcPr>
+          <w:p>
+            <w:pPr>
+              <w:spacing w:before="0" w:after="0" w:line="276" w:lineRule="auto"/>
+            </w:pPr>
+            <w:r>
+              <w:rPr>
+                <w:sz w:val="18"/>
+              </w:rPr>
+              <w:t>Ключевая роль:</w:t>
+            </w:r>
+          </w:p>
+        </w:tc>
+        <w:tc>
+          <w:tcPr>
+            <w:tcW w:type="dxa" w:w="6768"/>
+            <w:shd w:fill="F8FAFC"/>
+            <w:tcMar>
+              <w:top w:w="80" w:type="dxa"/>
+              <w:bottom w:w="80" w:type="dxa"/>
+              <w:left w:w="120" w:type="dxa"/>
+              <w:right w:w="120" w:type="dxa"/>
+            </w:tcMar>
+          </w:tcPr>
+          <w:p>
+            <w:pPr>
+              <w:spacing w:before="0" w:after="0" w:line="276" w:lineRule="auto"/>
+            </w:pPr>
+            <w:r>
+              <w:rPr>
+                <w:sz w:val="18"/>
+              </w:rPr>
+              <w:t>Столп двух направлений: практический логист (помощь Цянь Ин) и ассистент закупок (помощь Ван и Ли Юйнань)</w:t>
+            </w:r>
+          </w:p>
+        </w:tc>
+      </w:tr>
+      <w:tr>
+        <w:tc>
+          <w:tcPr>
+            <w:tcW w:type="dxa" w:w="3312"/>
+            <w:shd w:fill="FFFFFF"/>
+            <w:tcMar>
+              <w:top w:w="80" w:type="dxa"/>
+              <w:bottom w:w="80" w:type="dxa"/>
+              <w:left w:w="120" w:type="dxa"/>
+              <w:right w:w="120" w:type="dxa"/>
+            </w:tcMar>
+          </w:tcPr>
+          <w:p>
+            <w:pPr>
+              <w:spacing w:before="0" w:after="0" w:line="276" w:lineRule="auto"/>
+            </w:pPr>
+            <w:r>
+              <w:rPr>
+                <w:sz w:val="18"/>
+              </w:rPr>
+              <w:t>Ключевая цель спринта:</w:t>
+            </w:r>
+          </w:p>
+        </w:tc>
+        <w:tc>
+          <w:tcPr>
+            <w:tcW w:type="dxa" w:w="6768"/>
+            <w:shd w:fill="FFFFFF"/>
+            <w:tcMar>
+              <w:top w:w="80" w:type="dxa"/>
+              <w:bottom w:w="80" w:type="dxa"/>
+              <w:left w:w="120" w:type="dxa"/>
+              <w:right w:w="120" w:type="dxa"/>
+            </w:tcMar>
+          </w:tcPr>
+          <w:p>
+            <w:pPr>
+              <w:spacing w:before="0" w:after="0" w:line="276" w:lineRule="auto"/>
+            </w:pPr>
+            <w:r>
+              <w:rPr>
+                <w:sz w:val="18"/>
+              </w:rPr>
+              <w:t>Освоить Битрикс24 по инструкции, скоординировать склады с Цянь Ин, поддержать отдел закупок по срокам готовности (催交货期)</w:t>
+            </w:r>
+          </w:p>
+        </w:tc>
+      </w:tr>
     </w:tbl>
-    <w:p/>
+    <w:p>
+      <w:pPr>
+        <w:spacing w:after="120"/>
+      </w:pPr>
+    </w:p>
     <w:tbl>
       <w:tblPr>
         <w:tblW w:type="auto" w:w="0"/>
@@ -139,283 +344,134 @@
         <w:tblLook w:firstColumn="1" w:firstRow="1" w:lastColumn="0" w:lastRow="0" w:noHBand="0" w:noVBand="1" w:val="04A0"/>
       </w:tblPr>
       <w:tblGrid>
-        <w:gridCol w:w="9936"/>
+        <w:gridCol w:w="10080"/>
       </w:tblGrid>
       <w:tr>
         <w:tc>
           <w:tcPr>
-            <w:tcW w:type="dxa" w:w="9360"/>
-            <w:shd w:fill="F1F5F9"/>
+            <w:tcW w:type="dxa" w:w="10080"/>
+            <w:shd w:fill="F2F5F9"/>
             <w:tcMar>
-              <w:top w:w="100" w:type="dxa"/>
-              <w:bottom w:w="100" w:type="dxa"/>
-              <w:left w:w="140" w:type="dxa"/>
-              <w:right w:w="140" w:type="dxa"/>
+              <w:top w:w="120" w:type="dxa"/>
+              <w:bottom w:w="120" w:type="dxa"/>
+              <w:left w:w="180" w:type="dxa"/>
+              <w:right w:w="180" w:type="dxa"/>
             </w:tcMar>
           </w:tcPr>
           <w:p>
             <w:pPr>
-              <w:spacing w:after="40" w:line="276" w:lineRule="auto"/>
+              <w:spacing w:before="0" w:after="0" w:line="276" w:lineRule="auto"/>
             </w:pPr>
             <w:r>
               <w:rPr>
                 <w:b/>
-                <w:color w:val="0F172A"/>
-                <w:sz w:val="21"/>
+                <w:color w:val="003366"/>
+                <w:sz w:val="20"/>
               </w:rPr>
-              <w:t>📌 Ключевая роль в компании</w:t>
-              <w:br/>
+              <w:t xml:space="preserve">ПРИЗНАНИЕ ЗАСЛУГ И НОВЫЙ ЭТАП: </w:t>
             </w:r>
             <w:r>
               <w:rPr>
-                <w:color w:val="334155"/>
+                <w:i/>
                 <w:sz w:val="19"/>
               </w:rPr>
-              <w:t>Лиень — наш ключевой связующий сотрудник, стоящий ровно посередине между логистикой и снабжением. Ваша ценность для компании сегодня высока как никогда: вы обеспечиваете реальную поддержку шеф-логисту Цянь Ин в координации партнерских складов и одновременно страхуете отдел закупок (Ван и Ли Юйнань) в оперативной работе с фабриками.</w:t>
+              <w:t>Уважаемая Лиень! Мы искренне благодарим вас за многолетнюю преданность компании «Лун-Ван» и надежную совместную работу. В связи с масштабным ростом бизнеса ваша роль в компании становится особенно важной: вы являетесь ключевым связующим сотрудником, стоящим ровно посередине между логистикой и снабжением. Вы действующий, опытный логист на местах и незаменимый помощник отдела закупок. Ваш фиксированный гарантированный оклад составляет 2 500 юаней в месяц с возможностью участия в премиальном фонде.</w:t>
             </w:r>
           </w:p>
         </w:tc>
       </w:tr>
     </w:tbl>
-    <w:p/>
+    <w:p>
+      <w:pPr>
+        <w:spacing w:after="80"/>
+      </w:pPr>
+    </w:p>
     <w:p>
       <w:pPr>
         <w:keepNext/>
-        <w:spacing w:before="280" w:after="120"/>
+        <w:spacing w:before="280" w:after="80"/>
       </w:pPr>
       <w:r>
         <w:rPr>
-          <w:rFonts w:ascii="Calibri" w:hAnsi="Calibri"/>
           <w:b/>
-          <w:color w:val="0F2C59"/>
-          <w:sz w:val="28"/>
+          <w:color w:val="003366"/>
+          <w:sz w:val="25"/>
         </w:rPr>
         <w:t>1. Ваша роль в структуре компании: Столп двух направлений</w:t>
       </w:r>
     </w:p>
     <w:p>
       <w:pPr>
-        <w:spacing w:after="80" w:line="276" w:lineRule="auto"/>
+        <w:spacing w:before="0" w:after="80" w:line="276" w:lineRule="auto"/>
       </w:pPr>
       <w:r>
         <w:rPr>
-          <w:i w:val="0"/>
           <w:sz w:val="20"/>
         </w:rPr>
-        <w:t>Уважаемая Лиень! Мы искренне благодарим вас за преданность компании «Лун-Ван» и многолетнюю совместную работу. В связи с масштабным ростом нашего бизнеса мы объединяем ваши сильные стороны в двух стратегических направлениях. Вы — действующий, знающий практику логист, а также незаменимый помощник снабжения. Ваш фиксированный гарантированный оклад составляет 2 500 юаней в месяц.</w:t>
+        <w:t>Вы не просто выполняете отдельные поручения — вы соединяете два главных двигателя нашего бизнеса:</w:t>
       </w:r>
     </w:p>
     <w:p>
       <w:pPr>
         <w:pStyle w:val="ListBullet"/>
-        <w:spacing w:after="60" w:line="276" w:lineRule="auto"/>
+        <w:spacing w:before="20" w:after="60" w:line="276" w:lineRule="auto"/>
       </w:pPr>
       <w:r>
         <w:rPr>
           <w:b/>
           <w:sz w:val="20"/>
         </w:rPr>
-        <w:t>Направление 1. Международная логистика:</w:t>
+        <w:t xml:space="preserve">Направление 1. Международная логистика: </w:t>
       </w:r>
       <w:r>
         <w:rPr>
           <w:sz w:val="20"/>
         </w:rPr>
-        <w:t xml:space="preserve"> Вы работаете в тесной связке с новым руководителем направления — шеф-логистом госпожой Цянь Ин. Она выступает главным «дирижером оркестра» международных перевозок, а вы — ее надежная опора на местах. Вы помогаете координировать партнерские склады консолидации, контролировать маркировку и упаковку (по стандартам Азата). Вместе с Цянь Ин и Анжеликой вы также участвуете в новом коммерческом направлении компании — продаже чистых логистических услуг внешним клиентам (Китай-РФ и РФ-Китай), что открывает прямой путь к росту вашего дохода.</w:t>
+        <w:t>Вы работаете в постоянной тесной связке с новым руководителем направления — шеф-логистом госпожой Цянь Ин. Цянь Ин выступает главным «дирижером оркестра» международных перевозок, а вы — ее надежная опора и практический исполнитель на местах. Вы помогаете координировать партнерские склады консолидации, контролировать соблюдение стандартов маркировки и упаковки Азата (двуязычные ярлыки RU/EN, фотофиксация). Вместе с Цянь Ин и Анжеликой вы также участвуете в новом коммерческом направлении компании — продаже чистых логистических услуг внешним клиентам (Китай-РФ и РФ-Китай), что открывает прямой путь к росту вашего дохода.</w:t>
       </w:r>
     </w:p>
     <w:p>
       <w:pPr>
         <w:pStyle w:val="ListBullet"/>
-        <w:spacing w:after="60" w:line="276" w:lineRule="auto"/>
+        <w:spacing w:before="20" w:after="60" w:line="276" w:lineRule="auto"/>
       </w:pPr>
       <w:r>
         <w:rPr>
           <w:b/>
           <w:sz w:val="20"/>
         </w:rPr>
-        <w:t>Направление 2. Поддержка отдела снабжения:</w:t>
+        <w:t xml:space="preserve">Направление 2. Поддержка отдела снабжения: </w:t>
       </w:r>
       <w:r>
         <w:rPr>
           <w:sz w:val="20"/>
         </w:rPr>
-        <w:t xml:space="preserve"> Выступаете правой рукой Ван и Ли Юйнань под кураторством Азата. Помогаете оперативно дозваниваться до поставщиков, выяснять точные сроки готовности заказов (催交货期), дожимать медлительные заводы и решать оперативные задачи на месте.</w:t>
+        <w:t>Выступаете правой рукой Ван и Ли Юйнань под кураторством Азата. Помогаете оперативно дозваниваться до китайских фабрик, выяснять точные сроки готовности заказов (催交货期), дожимать медлительные заводы, запрашивать живые фото/видео оборудования и шильдиков, решая оперативные задачи на родном языке.</w:t>
       </w:r>
     </w:p>
     <w:p>
       <w:pPr>
         <w:keepNext/>
-        <w:spacing w:before="280" w:after="120"/>
+        <w:spacing w:before="280" w:after="80"/>
       </w:pPr>
       <w:r>
         <w:rPr>
-          <w:rFonts w:ascii="Calibri" w:hAnsi="Calibri"/>
           <w:b/>
-          <w:color w:val="0F2C59"/>
-          <w:sz w:val="28"/>
+          <w:color w:val="003366"/>
+          <w:sz w:val="25"/>
         </w:rPr>
         <w:t>2. Наша команда и принцип «Мы = Клиент»</w:t>
       </w:r>
     </w:p>
     <w:p>
       <w:pPr>
-        <w:spacing w:after="80" w:line="276" w:lineRule="auto"/>
+        <w:spacing w:before="0" w:after="80" w:line="276" w:lineRule="auto"/>
       </w:pPr>
-      <w:r>
-        <w:rPr>
-          <w:i w:val="0"/>
-          <w:sz w:val="20"/>
-        </w:rPr>
-        <w:t>В нашей компании Александра, Анжелика и Артём выступают для вас ВНУТРЕННИМИ КЛИЕНТАМИ. Мы — голос российского заказчика. Ваш доход напрямую связан с тем, насколько быстро, точно и качественно отработаны наши заказы.</w:t>
-      </w:r>
-    </w:p>
-    <w:p>
-      <w:pPr>
-        <w:pStyle w:val="ListBullet"/>
-        <w:spacing w:after="60" w:line="276" w:lineRule="auto"/>
-      </w:pPr>
-      <w:r>
-        <w:rPr>
-          <w:b/>
-          <w:sz w:val="20"/>
-        </w:rPr>
-        <w:t>Цянь Ин (Шеф-логист в Китае):</w:t>
-      </w:r>
       <w:r>
         <w:rPr>
           <w:sz w:val="20"/>
         </w:rPr>
-        <w:t xml:space="preserve"> Руководитель международной логистики в КНР. Ваш главный наставник и коллега по логистическому направлению. Вы помогаете ей координировать партнерские склады консолидации, контролировать маркировку и документы.</w:t>
-      </w:r>
-    </w:p>
-    <w:p>
-      <w:pPr>
-        <w:pStyle w:val="ListBullet"/>
-        <w:spacing w:after="60" w:line="276" w:lineRule="auto"/>
-      </w:pPr>
-      <w:r>
-        <w:rPr>
-          <w:b/>
-          <w:sz w:val="20"/>
-        </w:rPr>
-        <w:t>Анжелика (Логистика в РФ / B2B-продажи):</w:t>
-      </w:r>
-      <w:r>
-        <w:rPr>
-          <w:sz w:val="20"/>
-        </w:rPr>
-        <w:t xml:space="preserve"> Главный логист в России и менеджер B2B-продаж логистики. Она встречает грузы в РФ, организует растаможку на СВХ и отправку клиентам. Вместе с ней и Цянь Ин вы развиваете логистический сервис.</w:t>
-      </w:r>
-    </w:p>
-    <w:p>
-      <w:pPr>
-        <w:pStyle w:val="ListBullet"/>
-        <w:spacing w:after="60" w:line="276" w:lineRule="auto"/>
-      </w:pPr>
-      <w:r>
-        <w:rPr>
-          <w:b/>
-          <w:sz w:val="20"/>
-        </w:rPr>
-        <w:t>Азат (Снабжение / Старший куратор):</w:t>
-      </w:r>
-      <w:r>
-        <w:rPr>
-          <w:sz w:val="20"/>
-        </w:rPr>
-        <w:t xml:space="preserve"> Ведущий специалист по снабжению. Ваш старший куратор по всем задачам взаимодействия с китайскими фабриками, автор действующих стандартов упаковки и маркировки.</w:t>
-      </w:r>
-    </w:p>
-    <w:p>
-      <w:pPr>
-        <w:pStyle w:val="ListBullet"/>
-        <w:spacing w:after="60" w:line="276" w:lineRule="auto"/>
-      </w:pPr>
-      <w:r>
-        <w:rPr>
-          <w:b/>
-          <w:sz w:val="20"/>
-        </w:rPr>
-        <w:t>Артём (Я / Руководитель компании):</w:t>
-      </w:r>
-      <w:r>
-        <w:rPr>
-          <w:sz w:val="20"/>
-        </w:rPr>
-        <w:t xml:space="preserve"> Руководитель компании. Контролирует общие результаты, сроки и дисциплину. Ждет открытости и быстрой реакции на возникающие сложности.</w:t>
-      </w:r>
-    </w:p>
-    <w:p>
-      <w:pPr>
-        <w:pStyle w:val="ListBullet"/>
-        <w:spacing w:after="60" w:line="276" w:lineRule="auto"/>
-      </w:pPr>
-      <w:r>
-        <w:rPr>
-          <w:b/>
-          <w:sz w:val="20"/>
-        </w:rPr>
-        <w:t>Александра (Тендерный отдел / Внутренний Клиент):</w:t>
-      </w:r>
-      <w:r>
-        <w:rPr>
-          <w:sz w:val="20"/>
-        </w:rPr>
-        <w:t xml:space="preserve"> Ведущий специалист по тендерам. Главный внутренний заказчик по закупкам под госконтракты.</w:t>
-      </w:r>
-    </w:p>
-    <w:p>
-      <w:pPr>
-        <w:pStyle w:val="ListBullet"/>
-        <w:spacing w:after="60" w:line="276" w:lineRule="auto"/>
-      </w:pPr>
-      <w:r>
-        <w:rPr>
-          <w:b/>
-          <w:sz w:val="20"/>
-        </w:rPr>
-        <w:t>Ван и Ли Юйнань (Отдел снабжения):</w:t>
-      </w:r>
-      <w:r>
-        <w:rPr>
-          <w:sz w:val="20"/>
-        </w:rPr>
-        <w:t xml:space="preserve"> Специалисты по закупкам. Вы помогаете им в прозвоне заводов и контроле сроков сдачи товаров.</w:t>
-      </w:r>
-    </w:p>
-    <w:p>
-      <w:pPr>
-        <w:pStyle w:val="ListBullet"/>
-        <w:spacing w:after="60" w:line="276" w:lineRule="auto"/>
-      </w:pPr>
-      <w:r>
-        <w:rPr>
-          <w:b/>
-          <w:sz w:val="20"/>
-        </w:rPr>
-        <w:t>Ирина (Главный бухгалтер):</w:t>
-      </w:r>
-      <w:r>
-        <w:rPr>
-          <w:sz w:val="20"/>
-        </w:rPr>
-        <w:t xml:space="preserve"> Главный бухгалтер. Контролирует счета, реквизиты и закрывающие документы.</w:t>
-      </w:r>
-    </w:p>
-    <w:p>
-      <w:pPr>
-        <w:keepNext/>
-        <w:spacing w:before="280" w:after="120"/>
-      </w:pPr>
-      <w:r>
-        <w:rPr>
-          <w:rFonts w:ascii="Calibri" w:hAnsi="Calibri"/>
-          <w:b/>
-          <w:color w:val="0F2C59"/>
-          <w:sz w:val="28"/>
-        </w:rPr>
-        <w:t>3. Принципиальный кодекс руководителя по поставщикам</w:t>
+        <w:t>В нашей компании Александра, Анжелика и Артём выступают для вас ВНУТРЕННИМИ КЛИЕНТАМИ. Мы — голос российского заказчика. Ваш доход и успех компании напрямую связаны с тем, насколько быстро, точно и надежно отработаны наши заказы.</w:t>
       </w:r>
     </w:p>
     <w:tbl>
@@ -425,360 +481,1082 @@
         <w:tblLook w:firstColumn="1" w:firstRow="1" w:lastColumn="0" w:lastRow="0" w:noHBand="0" w:noVBand="1" w:val="04A0"/>
       </w:tblPr>
       <w:tblGrid>
-        <w:gridCol w:w="9936"/>
+        <w:gridCol w:w="3360"/>
+        <w:gridCol w:w="3360"/>
+        <w:gridCol w:w="3360"/>
       </w:tblGrid>
       <w:tr>
         <w:tc>
           <w:tcPr>
-            <w:tcW w:type="dxa" w:w="9360"/>
-            <w:shd w:fill="F1F5F9"/>
+            <w:tcW w:type="dxa" w:w="2592"/>
+            <w:shd w:fill="1E3A8A"/>
             <w:tcMar>
               <w:top w:w="100" w:type="dxa"/>
               <w:bottom w:w="100" w:type="dxa"/>
-              <w:left w:w="140" w:type="dxa"/>
-              <w:right w:w="140" w:type="dxa"/>
+              <w:left w:w="120" w:type="dxa"/>
+              <w:right w:w="120" w:type="dxa"/>
             </w:tcMar>
           </w:tcPr>
           <w:p>
             <w:pPr>
-              <w:spacing w:after="40" w:line="276" w:lineRule="auto"/>
+              <w:spacing w:before="0" w:after="0"/>
+              <w:jc w:val="left"/>
             </w:pPr>
             <w:r>
               <w:rPr>
                 <w:b/>
-                <w:color w:val="0F172A"/>
-                <w:sz w:val="21"/>
+                <w:color w:val="FFFFFF"/>
+                <w:sz w:val="19"/>
               </w:rPr>
-              <w:t>📌 Табу на обман и неуважение</w:t>
-              <w:br/>
+              <w:t>Коллега / Роль</w:t>
             </w:r>
+          </w:p>
+        </w:tc>
+        <w:tc>
+          <w:tcPr>
+            <w:tcW w:type="dxa" w:w="4896"/>
+            <w:shd w:fill="1E3A8A"/>
+            <w:tcMar>
+              <w:top w:w="100" w:type="dxa"/>
+              <w:bottom w:w="100" w:type="dxa"/>
+              <w:left w:w="120" w:type="dxa"/>
+              <w:right w:w="120" w:type="dxa"/>
+            </w:tcMar>
+          </w:tcPr>
+          <w:p>
+            <w:pPr>
+              <w:spacing w:before="0" w:after="0"/>
+              <w:jc w:val="left"/>
+            </w:pPr>
             <w:r>
               <w:rPr>
-                <w:color w:val="334155"/>
+                <w:b/>
+                <w:color w:val="FFFFFF"/>
                 <w:sz w:val="19"/>
               </w:rPr>
-              <w:t>Железное правило основателя компании Артёма:</w:t>
-              <w:br/>
-              <w:t>Если фабрика, перевозчик или поставщик обманул — пообещал скидку и не дал, выказал неуважение, пренебрег нашей просьбой, дал слово и не сдержал его («поступил не по-пацански») — МЫ БОЛЬШЕ С НИМ НЕ РАБОТАЕМ НИКОГДА!</w:t>
-              <w:br/>
-              <w:t>Принципиально разрываем любые отношения, даже в убыток себе. Мы работаем только с честными партнерами.</w:t>
+              <w:t>Взаимодействие с Лиень</w:t>
+            </w:r>
+          </w:p>
+        </w:tc>
+        <w:tc>
+          <w:tcPr>
+            <w:tcW w:type="dxa" w:w="2592"/>
+            <w:shd w:fill="1E3A8A"/>
+            <w:tcMar>
+              <w:top w:w="100" w:type="dxa"/>
+              <w:bottom w:w="100" w:type="dxa"/>
+              <w:left w:w="120" w:type="dxa"/>
+              <w:right w:w="120" w:type="dxa"/>
+            </w:tcMar>
+          </w:tcPr>
+          <w:p>
+            <w:pPr>
+              <w:spacing w:before="0" w:after="0"/>
+              <w:jc w:val="left"/>
+            </w:pPr>
+            <w:r>
+              <w:rPr>
+                <w:b/>
+                <w:color w:val="FFFFFF"/>
+                <w:sz w:val="19"/>
+              </w:rPr>
+              <w:t>Ожидания и фокус</w:t>
+            </w:r>
+          </w:p>
+        </w:tc>
+      </w:tr>
+      <w:tr>
+        <w:tc>
+          <w:tcPr>
+            <w:tcW w:type="dxa" w:w="2592"/>
+            <w:shd w:fill="FFFFFF"/>
+            <w:tcMar>
+              <w:top w:w="80" w:type="dxa"/>
+              <w:bottom w:w="80" w:type="dxa"/>
+              <w:left w:w="120" w:type="dxa"/>
+              <w:right w:w="120" w:type="dxa"/>
+            </w:tcMar>
+          </w:tcPr>
+          <w:p>
+            <w:pPr>
+              <w:spacing w:before="0" w:after="0" w:line="276" w:lineRule="auto"/>
+            </w:pPr>
+            <w:r>
+              <w:rPr>
+                <w:sz w:val="18"/>
+              </w:rPr>
+              <w:t>Цянь Ин (Шеф-логист в КНР)</w:t>
+            </w:r>
+          </w:p>
+        </w:tc>
+        <w:tc>
+          <w:tcPr>
+            <w:tcW w:type="dxa" w:w="4896"/>
+            <w:shd w:fill="FFFFFF"/>
+            <w:tcMar>
+              <w:top w:w="80" w:type="dxa"/>
+              <w:bottom w:w="80" w:type="dxa"/>
+              <w:left w:w="120" w:type="dxa"/>
+              <w:right w:w="120" w:type="dxa"/>
+            </w:tcMar>
+          </w:tcPr>
+          <w:p>
+            <w:pPr>
+              <w:spacing w:before="0" w:after="0" w:line="276" w:lineRule="auto"/>
+            </w:pPr>
+            <w:r>
+              <w:rPr>
+                <w:sz w:val="18"/>
+              </w:rPr>
+              <w:t>Руководитель международной логистики в КНР. Ваш непосредственный наставник и координатор по всем вопросам складов, забора грузов и отправки в РФ.</w:t>
+            </w:r>
+          </w:p>
+        </w:tc>
+        <w:tc>
+          <w:tcPr>
+            <w:tcW w:type="dxa" w:w="2592"/>
+            <w:shd w:fill="FFFFFF"/>
+            <w:tcMar>
+              <w:top w:w="80" w:type="dxa"/>
+              <w:bottom w:w="80" w:type="dxa"/>
+              <w:left w:w="120" w:type="dxa"/>
+              <w:right w:w="120" w:type="dxa"/>
+            </w:tcMar>
+          </w:tcPr>
+          <w:p>
+            <w:pPr>
+              <w:spacing w:before="0" w:after="0" w:line="276" w:lineRule="auto"/>
+            </w:pPr>
+            <w:r>
+              <w:rPr>
+                <w:sz w:val="18"/>
+              </w:rPr>
+              <w:t>Оперативная поддержка на складах, проверка ярлыков RU/EN, содействие в B2B-логистике.</w:t>
+            </w:r>
+          </w:p>
+        </w:tc>
+      </w:tr>
+      <w:tr>
+        <w:tc>
+          <w:tcPr>
+            <w:tcW w:type="dxa" w:w="2592"/>
+            <w:shd w:fill="F8FAFC"/>
+            <w:tcMar>
+              <w:top w:w="80" w:type="dxa"/>
+              <w:bottom w:w="80" w:type="dxa"/>
+              <w:left w:w="120" w:type="dxa"/>
+              <w:right w:w="120" w:type="dxa"/>
+            </w:tcMar>
+          </w:tcPr>
+          <w:p>
+            <w:pPr>
+              <w:spacing w:before="0" w:after="0" w:line="276" w:lineRule="auto"/>
+            </w:pPr>
+            <w:r>
+              <w:rPr>
+                <w:sz w:val="18"/>
+              </w:rPr>
+              <w:t>Анжелика (Логистика РФ / B2B-продажи)</w:t>
+            </w:r>
+          </w:p>
+        </w:tc>
+        <w:tc>
+          <w:tcPr>
+            <w:tcW w:type="dxa" w:w="4896"/>
+            <w:shd w:fill="F8FAFC"/>
+            <w:tcMar>
+              <w:top w:w="80" w:type="dxa"/>
+              <w:bottom w:w="80" w:type="dxa"/>
+              <w:left w:w="120" w:type="dxa"/>
+              <w:right w:w="120" w:type="dxa"/>
+            </w:tcMar>
+          </w:tcPr>
+          <w:p>
+            <w:pPr>
+              <w:spacing w:before="0" w:after="0" w:line="276" w:lineRule="auto"/>
+            </w:pPr>
+            <w:r>
+              <w:rPr>
+                <w:sz w:val="18"/>
+              </w:rPr>
+              <w:t>Главный логист в России и менеджер B2B-продаж. Встречает грузы в РФ, оформляет таможню. Развивает направление внешних перевозок вместе с Цянь Ин и вами.</w:t>
+            </w:r>
+          </w:p>
+        </w:tc>
+        <w:tc>
+          <w:tcPr>
+            <w:tcW w:type="dxa" w:w="2592"/>
+            <w:shd w:fill="F8FAFC"/>
+            <w:tcMar>
+              <w:top w:w="80" w:type="dxa"/>
+              <w:bottom w:w="80" w:type="dxa"/>
+              <w:left w:w="120" w:type="dxa"/>
+              <w:right w:w="120" w:type="dxa"/>
+            </w:tcMar>
+          </w:tcPr>
+          <w:p>
+            <w:pPr>
+              <w:spacing w:before="0" w:after="0" w:line="276" w:lineRule="auto"/>
+            </w:pPr>
+            <w:r>
+              <w:rPr>
+                <w:sz w:val="18"/>
+              </w:rPr>
+              <w:t>Точные упаковочные листы, своевременное информирование об отгрузках.</w:t>
+            </w:r>
+          </w:p>
+        </w:tc>
+      </w:tr>
+      <w:tr>
+        <w:tc>
+          <w:tcPr>
+            <w:tcW w:type="dxa" w:w="2592"/>
+            <w:shd w:fill="FFFFFF"/>
+            <w:tcMar>
+              <w:top w:w="80" w:type="dxa"/>
+              <w:bottom w:w="80" w:type="dxa"/>
+              <w:left w:w="120" w:type="dxa"/>
+              <w:right w:w="120" w:type="dxa"/>
+            </w:tcMar>
+          </w:tcPr>
+          <w:p>
+            <w:pPr>
+              <w:spacing w:before="0" w:after="0" w:line="276" w:lineRule="auto"/>
+            </w:pPr>
+            <w:r>
+              <w:rPr>
+                <w:sz w:val="18"/>
+              </w:rPr>
+              <w:t>Азат (Снабжение / Старший куратор)</w:t>
+            </w:r>
+          </w:p>
+        </w:tc>
+        <w:tc>
+          <w:tcPr>
+            <w:tcW w:type="dxa" w:w="4896"/>
+            <w:shd w:fill="FFFFFF"/>
+            <w:tcMar>
+              <w:top w:w="80" w:type="dxa"/>
+              <w:bottom w:w="80" w:type="dxa"/>
+              <w:left w:w="120" w:type="dxa"/>
+              <w:right w:w="120" w:type="dxa"/>
+            </w:tcMar>
+          </w:tcPr>
+          <w:p>
+            <w:pPr>
+              <w:spacing w:before="0" w:after="0" w:line="276" w:lineRule="auto"/>
+            </w:pPr>
+            <w:r>
+              <w:rPr>
+                <w:sz w:val="18"/>
+              </w:rPr>
+              <w:t>Ведущий специалист компании по снабжению. Ваш старший куратор по всем вопросам взаимодействия с фабриками, проверке технических параметров и упаковки.</w:t>
+            </w:r>
+          </w:p>
+        </w:tc>
+        <w:tc>
+          <w:tcPr>
+            <w:tcW w:type="dxa" w:w="2592"/>
+            <w:shd w:fill="FFFFFF"/>
+            <w:tcMar>
+              <w:top w:w="80" w:type="dxa"/>
+              <w:bottom w:w="80" w:type="dxa"/>
+              <w:left w:w="120" w:type="dxa"/>
+              <w:right w:w="120" w:type="dxa"/>
+            </w:tcMar>
+          </w:tcPr>
+          <w:p>
+            <w:pPr>
+              <w:spacing w:before="0" w:after="0" w:line="276" w:lineRule="auto"/>
+            </w:pPr>
+            <w:r>
+              <w:rPr>
+                <w:sz w:val="18"/>
+              </w:rPr>
+              <w:t>Обращайтесь к Азату при любых спорных технических ситуациях.</w:t>
+            </w:r>
+          </w:p>
+        </w:tc>
+      </w:tr>
+      <w:tr>
+        <w:tc>
+          <w:tcPr>
+            <w:tcW w:type="dxa" w:w="2592"/>
+            <w:shd w:fill="F8FAFC"/>
+            <w:tcMar>
+              <w:top w:w="80" w:type="dxa"/>
+              <w:bottom w:w="80" w:type="dxa"/>
+              <w:left w:w="120" w:type="dxa"/>
+              <w:right w:w="120" w:type="dxa"/>
+            </w:tcMar>
+          </w:tcPr>
+          <w:p>
+            <w:pPr>
+              <w:spacing w:before="0" w:after="0" w:line="276" w:lineRule="auto"/>
+            </w:pPr>
+            <w:r>
+              <w:rPr>
+                <w:sz w:val="18"/>
+              </w:rPr>
+              <w:t>Артём (Я / Руководитель компании)</w:t>
+            </w:r>
+          </w:p>
+        </w:tc>
+        <w:tc>
+          <w:tcPr>
+            <w:tcW w:type="dxa" w:w="4896"/>
+            <w:shd w:fill="F8FAFC"/>
+            <w:tcMar>
+              <w:top w:w="80" w:type="dxa"/>
+              <w:bottom w:w="80" w:type="dxa"/>
+              <w:left w:w="120" w:type="dxa"/>
+              <w:right w:w="120" w:type="dxa"/>
+            </w:tcMar>
+          </w:tcPr>
+          <w:p>
+            <w:pPr>
+              <w:spacing w:before="0" w:after="0" w:line="276" w:lineRule="auto"/>
+            </w:pPr>
+            <w:r>
+              <w:rPr>
+                <w:sz w:val="18"/>
+              </w:rPr>
+              <w:t>Руководитель компании. Контролирует общие результаты, дисциплину и сроки. Ждет открытости, инициативы и честной обратной связи.</w:t>
+            </w:r>
+          </w:p>
+        </w:tc>
+        <w:tc>
+          <w:tcPr>
+            <w:tcW w:type="dxa" w:w="2592"/>
+            <w:shd w:fill="F8FAFC"/>
+            <w:tcMar>
+              <w:top w:w="80" w:type="dxa"/>
+              <w:bottom w:w="80" w:type="dxa"/>
+              <w:left w:w="120" w:type="dxa"/>
+              <w:right w:w="120" w:type="dxa"/>
+            </w:tcMar>
+          </w:tcPr>
+          <w:p>
+            <w:pPr>
+              <w:spacing w:before="0" w:after="0" w:line="276" w:lineRule="auto"/>
+            </w:pPr>
+            <w:r>
+              <w:rPr>
+                <w:sz w:val="18"/>
+              </w:rPr>
+              <w:t>Не замалчивать проблемы, не откладывать дела на последний момент.</w:t>
+            </w:r>
+          </w:p>
+        </w:tc>
+      </w:tr>
+      <w:tr>
+        <w:tc>
+          <w:tcPr>
+            <w:tcW w:type="dxa" w:w="2592"/>
+            <w:shd w:fill="FFFFFF"/>
+            <w:tcMar>
+              <w:top w:w="80" w:type="dxa"/>
+              <w:bottom w:w="80" w:type="dxa"/>
+              <w:left w:w="120" w:type="dxa"/>
+              <w:right w:w="120" w:type="dxa"/>
+            </w:tcMar>
+          </w:tcPr>
+          <w:p>
+            <w:pPr>
+              <w:spacing w:before="0" w:after="0" w:line="276" w:lineRule="auto"/>
+            </w:pPr>
+            <w:r>
+              <w:rPr>
+                <w:sz w:val="18"/>
+              </w:rPr>
+              <w:t>Александра (Тендерный отдел)</w:t>
+            </w:r>
+          </w:p>
+        </w:tc>
+        <w:tc>
+          <w:tcPr>
+            <w:tcW w:type="dxa" w:w="4896"/>
+            <w:shd w:fill="FFFFFF"/>
+            <w:tcMar>
+              <w:top w:w="80" w:type="dxa"/>
+              <w:bottom w:w="80" w:type="dxa"/>
+              <w:left w:w="120" w:type="dxa"/>
+              <w:right w:w="120" w:type="dxa"/>
+            </w:tcMar>
+          </w:tcPr>
+          <w:p>
+            <w:pPr>
+              <w:spacing w:before="0" w:after="0" w:line="276" w:lineRule="auto"/>
+            </w:pPr>
+            <w:r>
+              <w:rPr>
+                <w:sz w:val="18"/>
+              </w:rPr>
+              <w:t>Ведущий специалист по государственным закупкам (АСТ ГОЗ). Главный внутренний заказчик по закупкам оборудования.</w:t>
+            </w:r>
+          </w:p>
+        </w:tc>
+        <w:tc>
+          <w:tcPr>
+            <w:tcW w:type="dxa" w:w="2592"/>
+            <w:shd w:fill="FFFFFF"/>
+            <w:tcMar>
+              <w:top w:w="80" w:type="dxa"/>
+              <w:bottom w:w="80" w:type="dxa"/>
+              <w:left w:w="120" w:type="dxa"/>
+              <w:right w:w="120" w:type="dxa"/>
+            </w:tcMar>
+          </w:tcPr>
+          <w:p>
+            <w:pPr>
+              <w:spacing w:before="0" w:after="0" w:line="276" w:lineRule="auto"/>
+            </w:pPr>
+            <w:r>
+              <w:rPr>
+                <w:sz w:val="18"/>
+              </w:rPr>
+              <w:t>Строгие сроки: госконтракты требуют точности день в день.</w:t>
+            </w:r>
+          </w:p>
+        </w:tc>
+      </w:tr>
+      <w:tr>
+        <w:tc>
+          <w:tcPr>
+            <w:tcW w:type="dxa" w:w="2592"/>
+            <w:shd w:fill="F8FAFC"/>
+            <w:tcMar>
+              <w:top w:w="80" w:type="dxa"/>
+              <w:bottom w:w="80" w:type="dxa"/>
+              <w:left w:w="120" w:type="dxa"/>
+              <w:right w:w="120" w:type="dxa"/>
+            </w:tcMar>
+          </w:tcPr>
+          <w:p>
+            <w:pPr>
+              <w:spacing w:before="0" w:after="0" w:line="276" w:lineRule="auto"/>
+            </w:pPr>
+            <w:r>
+              <w:rPr>
+                <w:sz w:val="18"/>
+              </w:rPr>
+              <w:t>Ван и Ли Юйнань (Отдел снабжения)</w:t>
+            </w:r>
+          </w:p>
+        </w:tc>
+        <w:tc>
+          <w:tcPr>
+            <w:tcW w:type="dxa" w:w="4896"/>
+            <w:shd w:fill="F8FAFC"/>
+            <w:tcMar>
+              <w:top w:w="80" w:type="dxa"/>
+              <w:bottom w:w="80" w:type="dxa"/>
+              <w:left w:w="120" w:type="dxa"/>
+              <w:right w:w="120" w:type="dxa"/>
+            </w:tcMar>
+          </w:tcPr>
+          <w:p>
+            <w:pPr>
+              <w:spacing w:before="0" w:after="0" w:line="276" w:lineRule="auto"/>
+            </w:pPr>
+            <w:r>
+              <w:rPr>
+                <w:sz w:val="18"/>
+              </w:rPr>
+              <w:t>Специалисты по закупкам. Вы помогаете им в прозвоне заводов и контроле соблюдения сроков производства (催交货期).</w:t>
+            </w:r>
+          </w:p>
+        </w:tc>
+        <w:tc>
+          <w:tcPr>
+            <w:tcW w:type="dxa" w:w="2592"/>
+            <w:shd w:fill="F8FAFC"/>
+            <w:tcMar>
+              <w:top w:w="80" w:type="dxa"/>
+              <w:bottom w:w="80" w:type="dxa"/>
+              <w:left w:w="120" w:type="dxa"/>
+              <w:right w:w="120" w:type="dxa"/>
+            </w:tcMar>
+          </w:tcPr>
+          <w:p>
+            <w:pPr>
+              <w:spacing w:before="0" w:after="0" w:line="276" w:lineRule="auto"/>
+            </w:pPr>
+            <w:r>
+              <w:rPr>
+                <w:sz w:val="18"/>
+              </w:rPr>
+              <w:t>Помощь в дожиме медлительных фабрик и контроле отгрузок.</w:t>
+            </w:r>
+          </w:p>
+        </w:tc>
+      </w:tr>
+      <w:tr>
+        <w:tc>
+          <w:tcPr>
+            <w:tcW w:type="dxa" w:w="2592"/>
+            <w:shd w:fill="FFFFFF"/>
+            <w:tcMar>
+              <w:top w:w="80" w:type="dxa"/>
+              <w:bottom w:w="80" w:type="dxa"/>
+              <w:left w:w="120" w:type="dxa"/>
+              <w:right w:w="120" w:type="dxa"/>
+            </w:tcMar>
+          </w:tcPr>
+          <w:p>
+            <w:pPr>
+              <w:spacing w:before="0" w:after="0" w:line="276" w:lineRule="auto"/>
+            </w:pPr>
+            <w:r>
+              <w:rPr>
+                <w:sz w:val="18"/>
+              </w:rPr>
+              <w:t>Ирина (Главный бухгалтер)</w:t>
+            </w:r>
+          </w:p>
+        </w:tc>
+        <w:tc>
+          <w:tcPr>
+            <w:tcW w:type="dxa" w:w="4896"/>
+            <w:shd w:fill="FFFFFF"/>
+            <w:tcMar>
+              <w:top w:w="80" w:type="dxa"/>
+              <w:bottom w:w="80" w:type="dxa"/>
+              <w:left w:w="120" w:type="dxa"/>
+              <w:right w:w="120" w:type="dxa"/>
+            </w:tcMar>
+          </w:tcPr>
+          <w:p>
+            <w:pPr>
+              <w:spacing w:before="0" w:after="0" w:line="276" w:lineRule="auto"/>
+            </w:pPr>
+            <w:r>
+              <w:rPr>
+                <w:sz w:val="18"/>
+              </w:rPr>
+              <w:t>Главный бухгалтер компании. Контролирует счета, реквизиты заводов и закрывающие документы.</w:t>
+            </w:r>
+          </w:p>
+        </w:tc>
+        <w:tc>
+          <w:tcPr>
+            <w:tcW w:type="dxa" w:w="2592"/>
+            <w:shd w:fill="FFFFFF"/>
+            <w:tcMar>
+              <w:top w:w="80" w:type="dxa"/>
+              <w:bottom w:w="80" w:type="dxa"/>
+              <w:left w:w="120" w:type="dxa"/>
+              <w:right w:w="120" w:type="dxa"/>
+            </w:tcMar>
+          </w:tcPr>
+          <w:p>
+            <w:pPr>
+              <w:spacing w:before="0" w:after="0" w:line="276" w:lineRule="auto"/>
+            </w:pPr>
+            <w:r>
+              <w:rPr>
+                <w:sz w:val="18"/>
+              </w:rPr>
+              <w:t>Сверка счетов и документов.</w:t>
             </w:r>
           </w:p>
         </w:tc>
       </w:tr>
     </w:tbl>
-    <w:p/>
+    <w:p>
+      <w:pPr>
+        <w:spacing w:after="120"/>
+      </w:pPr>
+    </w:p>
     <w:p>
       <w:pPr>
         <w:keepNext/>
-        <w:spacing w:before="280" w:after="120"/>
+        <w:spacing w:before="280" w:after="80"/>
       </w:pPr>
       <w:r>
         <w:rPr>
-          <w:rFonts w:ascii="Calibri" w:hAnsi="Calibri"/>
           <w:b/>
-          <w:color w:val="0F2C59"/>
-          <w:sz w:val="28"/>
+          <w:color w:val="003366"/>
+          <w:sz w:val="25"/>
         </w:rPr>
-        <w:t>4. Принципы работы, качество и складская инфраструктура</w:t>
+        <w:t>3. Стандарты честности и профессиональной этики</w:t>
+      </w:r>
+    </w:p>
+    <w:p>
+      <w:pPr>
+        <w:spacing w:before="0" w:after="80" w:line="276" w:lineRule="auto"/>
+      </w:pPr>
+      <w:r>
+        <w:rPr>
+          <w:sz w:val="20"/>
+        </w:rPr>
+        <w:t>Базовый принцип основателя компании Артёма, единый для всех сотрудников и партнеров:</w:t>
       </w:r>
     </w:p>
     <w:p>
       <w:pPr>
         <w:pStyle w:val="ListBullet"/>
-        <w:spacing w:after="60" w:line="276" w:lineRule="auto"/>
+        <w:spacing w:before="20" w:after="60" w:line="276" w:lineRule="auto"/>
       </w:pPr>
       <w:r>
         <w:rPr>
           <w:b/>
           <w:sz w:val="20"/>
         </w:rPr>
-        <w:t>1. Гибкая география и партнерские склады:</w:t>
+        <w:t xml:space="preserve">Принцип доверия: </w:t>
       </w:r>
       <w:r>
         <w:rPr>
           <w:sz w:val="20"/>
         </w:rPr>
-        <w:t xml:space="preserve"> У нас НЕТ собственного склада в Дэчжоу, и мы не привязаны к этой географии. Мы работаем через партнерские склады консолидации в ключевых транспортных узлах Китая. Там есть подрядчики, которые могут все измерить, взвесить и наклеить маркировку. Ваша задача — координировать их работу по инструкциям Цянь Ин и стандартам Азата.</w:t>
+        <w:t>Компания «Лун-Ван» строит бизнес на взаимном доверии, уважении и безусловном исполнении данных обещаний.</w:t>
       </w:r>
     </w:p>
     <w:p>
       <w:pPr>
         <w:pStyle w:val="ListBullet"/>
-        <w:spacing w:after="60" w:line="276" w:lineRule="auto"/>
+        <w:spacing w:before="20" w:after="60" w:line="276" w:lineRule="auto"/>
       </w:pPr>
       <w:r>
         <w:rPr>
           <w:b/>
           <w:sz w:val="20"/>
         </w:rPr>
-        <w:t>2. Безупречность перед клиентом:</w:t>
+        <w:t xml:space="preserve">Бескомпромиссный разрыв: </w:t>
       </w:r>
       <w:r>
         <w:rPr>
           <w:sz w:val="20"/>
         </w:rPr>
-        <w:t xml:space="preserve"> Подвести клиента по срокам или качеству — смерти подобно. Привезти не тот товар, что просил клиент — абсолютно недопустимо. Если фабрика срывает график или прислала сомнительный товар, тревогу нужно бить немедленно в Битрикс24.</w:t>
+        <w:t>Если поставщик, склад или фабрика повели себя нечестно — например, пообещали скидку или срок, а затем нарушили договоренность, проявили неуважение или пренебрегли важной просьбой — компания принципиально прекращает любые отношения с таким контрагентом навсегда. Мы ценим верность слову выше сиюминутной выгоды.</w:t>
+      </w:r>
+    </w:p>
+    <w:p>
+      <w:pPr>
+        <w:keepNext/>
+        <w:spacing w:before="280" w:after="80"/>
+      </w:pPr>
+      <w:r>
+        <w:rPr>
+          <w:b/>
+          <w:color w:val="003366"/>
+          <w:sz w:val="25"/>
+        </w:rPr>
+        <w:t>4. Практические операционные стандарты работы</w:t>
       </w:r>
     </w:p>
     <w:p>
       <w:pPr>
         <w:pStyle w:val="ListBullet"/>
-        <w:spacing w:after="60" w:line="276" w:lineRule="auto"/>
+        <w:spacing w:before="20" w:after="60" w:line="276" w:lineRule="auto"/>
       </w:pPr>
       <w:r>
         <w:rPr>
           <w:b/>
           <w:sz w:val="20"/>
         </w:rPr>
-        <w:t>3. Запрет лишних расспросов:</w:t>
+        <w:t xml:space="preserve">1. Контроль на складе: </w:t>
       </w:r>
       <w:r>
         <w:rPr>
           <w:sz w:val="20"/>
         </w:rPr>
-        <w:t xml:space="preserve"> Избыток ненужных, пустых вопросов клиенту разрушает нашу репутацию профессионалов. Вопросы задаются только по существу, когда без них невозможно продолжить работу.</w:t>
+        <w:t>Входной контроль на партнерском складе консолидации: при поступлении груза от фабрики проверяется внешняя целостность упаковки (деревянная обрешетка, паллеты, влагозащитная пленка), соответствие веса брутто и габаритов Д×Ш×В упаковочному листу.</w:t>
       </w:r>
     </w:p>
     <w:p>
       <w:pPr>
         <w:pStyle w:val="ListBullet"/>
-        <w:spacing w:after="60" w:line="276" w:lineRule="auto"/>
+        <w:spacing w:before="20" w:after="60" w:line="276" w:lineRule="auto"/>
       </w:pPr>
       <w:r>
         <w:rPr>
           <w:b/>
           <w:sz w:val="20"/>
         </w:rPr>
-        <w:t>4. Скорость и запрет откладывания:</w:t>
+        <w:t xml:space="preserve">2. Стандарты маркировки Азата: </w:t>
       </w:r>
       <w:r>
         <w:rPr>
           <w:sz w:val="20"/>
         </w:rPr>
-        <w:t xml:space="preserve"> Если крайний срок задачи через 3 дня — НЕЛЬЗЯ откладывать ее на последний день! В 80% случаев это ведет к срыву: перед дедлайном всегда всплывают непредвиденные сложности. В коммерческих заказах за 2–3 дня ожидания клиент просто купит товар у конкурента.</w:t>
+        <w:t>Проверка маркировки: на каждом грузовом месте обязан быть четкий двуязычный ярлык (RU/EN) по стандартам Азата с наименованием товара, номером контракта и номером места. До отправки в РФ обязательна четкая фотофиксация.</w:t>
       </w:r>
     </w:p>
     <w:p>
       <w:pPr>
         <w:pStyle w:val="ListBullet"/>
-        <w:spacing w:after="60" w:line="276" w:lineRule="auto"/>
+        <w:spacing w:before="20" w:after="60" w:line="276" w:lineRule="auto"/>
       </w:pPr>
       <w:r>
         <w:rPr>
           <w:b/>
           <w:sz w:val="20"/>
         </w:rPr>
-        <w:t>5. Понимание задач и приоритетов:</w:t>
+        <w:t xml:space="preserve">3. Контроль готовности заказов: </w:t>
       </w:r>
       <w:r>
         <w:rPr>
           <w:sz w:val="20"/>
         </w:rPr>
-        <w:t xml:space="preserve"> Если задача не ясна — спросите сразу. Если задача физически невыполнима — прямо скажите об этом руководителю или Азату. Приоритеты задач уточняйте сразу, если они не очевидны.</w:t>
+        <w:t>Контроль сроков готовности (催交货期): за 5–7 дней до плановой даты готовности заказа связаться с фабрикой, подтвердить готовность станков, запросить фото и видео испытаний. Если завод затягивает срок — немедленно бить тревогу в задаче Битрикс24!</w:t>
       </w:r>
     </w:p>
     <w:p>
       <w:pPr>
         <w:pStyle w:val="ListBullet"/>
-        <w:spacing w:after="60" w:line="276" w:lineRule="auto"/>
+        <w:spacing w:before="20" w:after="60" w:line="276" w:lineRule="auto"/>
       </w:pPr>
       <w:r>
         <w:rPr>
           <w:b/>
           <w:sz w:val="20"/>
         </w:rPr>
-        <w:t>6. Язык работы:</w:t>
+        <w:t xml:space="preserve">4. Дисциплина в Битрикс24: </w:t>
       </w:r>
       <w:r>
         <w:rPr>
           <w:sz w:val="20"/>
         </w:rPr>
-        <w:t xml:space="preserve"> В чатах Битрикс24 мы пишем вам по-китайски (на русском — только в спешке). Исходные документы клиентов отправляются в оригинале на русском языке.</w:t>
+        <w:t>Работа в Битрикс24: все статусы задач обновляются ежедневно до 18:00 по китайскому времени. Запрещено откладывать задачи на последний день.</w:t>
       </w:r>
     </w:p>
     <w:p>
       <w:pPr>
         <w:keepNext/>
-        <w:spacing w:before="280" w:after="120"/>
+        <w:spacing w:before="280" w:after="80"/>
       </w:pPr>
       <w:r>
         <w:rPr>
-          <w:rFonts w:ascii="Calibri" w:hAnsi="Calibri"/>
           <w:b/>
-          <w:color w:val="0F2C59"/>
-          <w:sz w:val="28"/>
+          <w:color w:val="003366"/>
+          <w:sz w:val="25"/>
         </w:rPr>
-        <w:t>5. Рабочий спринт на первые две недели (Без давления цифрами)</w:t>
+        <w:t>5. Рабочий спринт на первую и вторую недели (Без давления цифрами)</w:t>
       </w:r>
     </w:p>
     <w:p>
       <w:pPr>
-        <w:spacing w:after="80" w:line="276" w:lineRule="auto"/>
+        <w:spacing w:before="0" w:after="80" w:line="276" w:lineRule="auto"/>
       </w:pPr>
-      <w:r>
-        <w:rPr>
-          <w:i w:val="0"/>
-          <w:sz w:val="20"/>
-        </w:rPr>
-        <w:t>Мы не ограничиваем вас искусственными цифрами. Делайте ВСЕ поступающие задачи. Главное — наладить плотный контакт с Цянь Ин, закупщиками и Азатом:</w:t>
-      </w:r>
-    </w:p>
-    <w:p>
-      <w:pPr>
-        <w:pStyle w:val="ListBullet"/>
-        <w:spacing w:after="60" w:line="276" w:lineRule="auto"/>
-      </w:pPr>
-      <w:r>
-        <w:rPr>
-          <w:b/>
-          <w:sz w:val="20"/>
-        </w:rPr>
-        <w:t>День 1:</w:t>
-      </w:r>
       <w:r>
         <w:rPr>
           <w:sz w:val="20"/>
         </w:rPr>
-        <w:t xml:space="preserve"> Установочная встреча с шеф-логистом Цянь Ин. Передача контактов перевозчиков, складов и наработок.</w:t>
+        <w:t>Мы не перегружаем вас искусственными плановыми цифрами. Главная цель спринта — освоить цифровую систему, наладить связку с Цянь Ин и подставить надежное плечо отделу снабжения:</w:t>
       </w:r>
     </w:p>
+    <w:tbl>
+      <w:tblPr>
+        <w:tblW w:type="auto" w:w="0"/>
+        <w:jc w:val="center"/>
+        <w:tblLook w:firstColumn="1" w:firstRow="1" w:lastColumn="0" w:lastRow="0" w:noHBand="0" w:noVBand="1" w:val="04A0"/>
+      </w:tblPr>
+      <w:tblGrid>
+        <w:gridCol w:w="3360"/>
+        <w:gridCol w:w="3360"/>
+        <w:gridCol w:w="3360"/>
+      </w:tblGrid>
+      <w:tr>
+        <w:tc>
+          <w:tcPr>
+            <w:tcW w:type="dxa" w:w="2160"/>
+            <w:shd w:fill="1E3A8A"/>
+            <w:tcMar>
+              <w:top w:w="100" w:type="dxa"/>
+              <w:bottom w:w="100" w:type="dxa"/>
+              <w:left w:w="120" w:type="dxa"/>
+              <w:right w:w="120" w:type="dxa"/>
+            </w:tcMar>
+          </w:tcPr>
+          <w:p>
+            <w:pPr>
+              <w:spacing w:before="0" w:after="0"/>
+              <w:jc w:val="left"/>
+            </w:pPr>
+            <w:r>
+              <w:rPr>
+                <w:b/>
+                <w:color w:val="FFFFFF"/>
+                <w:sz w:val="19"/>
+              </w:rPr>
+              <w:t>Период / 时间</w:t>
+            </w:r>
+          </w:p>
+        </w:tc>
+        <w:tc>
+          <w:tcPr>
+            <w:tcW w:type="dxa" w:w="5760"/>
+            <w:shd w:fill="1E3A8A"/>
+            <w:tcMar>
+              <w:top w:w="100" w:type="dxa"/>
+              <w:bottom w:w="100" w:type="dxa"/>
+              <w:left w:w="120" w:type="dxa"/>
+              <w:right w:w="120" w:type="dxa"/>
+            </w:tcMar>
+          </w:tcPr>
+          <w:p>
+            <w:pPr>
+              <w:spacing w:before="0" w:after="0"/>
+              <w:jc w:val="left"/>
+            </w:pPr>
+            <w:r>
+              <w:rPr>
+                <w:b/>
+                <w:color w:val="FFFFFF"/>
+                <w:sz w:val="19"/>
+              </w:rPr>
+              <w:t>Ключевые практические действия / 具体任务</w:t>
+            </w:r>
+          </w:p>
+        </w:tc>
+        <w:tc>
+          <w:tcPr>
+            <w:tcW w:type="dxa" w:w="2160"/>
+            <w:shd w:fill="1E3A8A"/>
+            <w:tcMar>
+              <w:top w:w="100" w:type="dxa"/>
+              <w:bottom w:w="100" w:type="dxa"/>
+              <w:left w:w="120" w:type="dxa"/>
+              <w:right w:w="120" w:type="dxa"/>
+            </w:tcMar>
+          </w:tcPr>
+          <w:p>
+            <w:pPr>
+              <w:spacing w:before="0" w:after="0"/>
+              <w:jc w:val="left"/>
+            </w:pPr>
+            <w:r>
+              <w:rPr>
+                <w:b/>
+                <w:color w:val="FFFFFF"/>
+                <w:sz w:val="19"/>
+              </w:rPr>
+              <w:t>Ожидаемый результат / 交付成果</w:t>
+            </w:r>
+          </w:p>
+        </w:tc>
+      </w:tr>
+      <w:tr>
+        <w:tc>
+          <w:tcPr>
+            <w:tcW w:type="dxa" w:w="2160"/>
+            <w:shd w:fill="FFFFFF"/>
+            <w:tcMar>
+              <w:top w:w="80" w:type="dxa"/>
+              <w:bottom w:w="80" w:type="dxa"/>
+              <w:left w:w="120" w:type="dxa"/>
+              <w:right w:w="120" w:type="dxa"/>
+            </w:tcMar>
+          </w:tcPr>
+          <w:p>
+            <w:pPr>
+              <w:spacing w:before="0" w:after="0" w:line="276" w:lineRule="auto"/>
+            </w:pPr>
+            <w:r>
+              <w:rPr>
+                <w:sz w:val="18"/>
+              </w:rPr>
+              <w:t>Неделя 1</w:t>
+              <w:br/>
+              <w:t>(Дни 1–5)</w:t>
+            </w:r>
+          </w:p>
+        </w:tc>
+        <w:tc>
+          <w:tcPr>
+            <w:tcW w:type="dxa" w:w="5760"/>
+            <w:shd w:fill="FFFFFF"/>
+            <w:tcMar>
+              <w:top w:w="80" w:type="dxa"/>
+              <w:bottom w:w="80" w:type="dxa"/>
+              <w:left w:w="120" w:type="dxa"/>
+              <w:right w:w="120" w:type="dxa"/>
+            </w:tcMar>
+          </w:tcPr>
+          <w:p>
+            <w:pPr>
+              <w:spacing w:before="0" w:after="0" w:line="276" w:lineRule="auto"/>
+            </w:pPr>
+            <w:r>
+              <w:rPr>
+                <w:sz w:val="18"/>
+              </w:rPr>
+              <w:t>1. Вход в Битрикс24 по пошаговой инструкции, настройка китайского интерфейса и уведомлений.</w:t>
+              <w:br/>
+              <w:t>2. Установочный созвон с шеф-логистом Цянь Ин: знакомство, распределение оперативных задач по партнерским складам.</w:t>
+              <w:br/>
+              <w:t>3. Повторение и закрепление стандартов упаковки и двуязычной маркировки Азата (RU/EN).</w:t>
+              <w:br/>
+              <w:t>4. Подключение к задачам снабжения: оперативная помощь Ван в прозвоне фабрик по текущим заказам и фиксация статусов готовности (催交货期).</w:t>
+              <w:br/>
+              <w:t>5. Ежедневное ведение комментариев по своим задачам в Битрикс24.</w:t>
+            </w:r>
+          </w:p>
+        </w:tc>
+        <w:tc>
+          <w:tcPr>
+            <w:tcW w:type="dxa" w:w="2160"/>
+            <w:shd w:fill="FFFFFF"/>
+            <w:tcMar>
+              <w:top w:w="80" w:type="dxa"/>
+              <w:bottom w:w="80" w:type="dxa"/>
+              <w:left w:w="120" w:type="dxa"/>
+              <w:right w:w="120" w:type="dxa"/>
+            </w:tcMar>
+          </w:tcPr>
+          <w:p>
+            <w:pPr>
+              <w:spacing w:before="0" w:after="0" w:line="276" w:lineRule="auto"/>
+            </w:pPr>
+            <w:r>
+              <w:rPr>
+                <w:sz w:val="18"/>
+              </w:rPr>
+              <w:t>Освоен Битрикс24, налажена прямая связка с Цянь Ин, отработаны первые звонки фабрикам по срокам готовности.</w:t>
+            </w:r>
+          </w:p>
+        </w:tc>
+      </w:tr>
+      <w:tr>
+        <w:tc>
+          <w:tcPr>
+            <w:tcW w:type="dxa" w:w="2160"/>
+            <w:shd w:fill="F8FAFC"/>
+            <w:tcMar>
+              <w:top w:w="80" w:type="dxa"/>
+              <w:bottom w:w="80" w:type="dxa"/>
+              <w:left w:w="120" w:type="dxa"/>
+              <w:right w:w="120" w:type="dxa"/>
+            </w:tcMar>
+          </w:tcPr>
+          <w:p>
+            <w:pPr>
+              <w:spacing w:before="0" w:after="0" w:line="276" w:lineRule="auto"/>
+            </w:pPr>
+            <w:r>
+              <w:rPr>
+                <w:sz w:val="18"/>
+              </w:rPr>
+              <w:t>Неделя 2</w:t>
+              <w:br/>
+              <w:t>(Дни 6–10)</w:t>
+            </w:r>
+          </w:p>
+        </w:tc>
+        <w:tc>
+          <w:tcPr>
+            <w:tcW w:type="dxa" w:w="5760"/>
+            <w:shd w:fill="F8FAFC"/>
+            <w:tcMar>
+              <w:top w:w="80" w:type="dxa"/>
+              <w:bottom w:w="80" w:type="dxa"/>
+              <w:left w:w="120" w:type="dxa"/>
+              <w:right w:w="120" w:type="dxa"/>
+            </w:tcMar>
+          </w:tcPr>
+          <w:p>
+            <w:pPr>
+              <w:spacing w:before="0" w:after="0" w:line="276" w:lineRule="auto"/>
+            </w:pPr>
+            <w:r>
+              <w:rPr>
+                <w:sz w:val="18"/>
+              </w:rPr>
+              <w:t>1. Практическая координация первой приемки грузов на партнерских складах под кураторством Цянь Ин.</w:t>
+              <w:br/>
+              <w:t>2. Контроль нанесения двуязычных ярлыков маркировки (RU/EN) и загрузка фотоотчетов в задачи Битрикс24.</w:t>
+              <w:br/>
+              <w:t>3. Ведение постоянного реестра сроков готовности заказов (催交货期) совместно с Ван и Ли Юйнань.</w:t>
+              <w:br/>
+              <w:t>4. Участие в подготовке данных для расчетов сборной B2B-логистики с Анжеликой и Цянь Ин.</w:t>
+              <w:br/>
+              <w:t>5. Своевременное предупреждение коллег о любых рисках задержек на заводах.</w:t>
+            </w:r>
+          </w:p>
+        </w:tc>
+        <w:tc>
+          <w:tcPr>
+            <w:tcW w:type="dxa" w:w="2160"/>
+            <w:shd w:fill="F8FAFC"/>
+            <w:tcMar>
+              <w:top w:w="80" w:type="dxa"/>
+              <w:bottom w:w="80" w:type="dxa"/>
+              <w:left w:w="120" w:type="dxa"/>
+              <w:right w:w="120" w:type="dxa"/>
+            </w:tcMar>
+          </w:tcPr>
+          <w:p>
+            <w:pPr>
+              <w:spacing w:before="0" w:after="0" w:line="276" w:lineRule="auto"/>
+            </w:pPr>
+            <w:r>
+              <w:rPr>
+                <w:sz w:val="18"/>
+              </w:rPr>
+              <w:t>Четкий контроль партнерских складов, фотоотчеты по маркировке загружены в Битрикс24, сроки по заказам на контроле.</w:t>
+            </w:r>
+          </w:p>
+        </w:tc>
+      </w:tr>
+    </w:tbl>
     <w:p>
       <w:pPr>
-        <w:pStyle w:val="ListBullet"/>
-        <w:spacing w:after="60" w:line="276" w:lineRule="auto"/>
+        <w:spacing w:after="120"/>
       </w:pPr>
-      <w:r>
-        <w:rPr>
-          <w:b/>
-          <w:sz w:val="20"/>
-        </w:rPr>
-        <w:t>День 2:</w:t>
-      </w:r>
-      <w:r>
-        <w:rPr>
-          <w:sz w:val="20"/>
-        </w:rPr>
-        <w:t xml:space="preserve"> Согласование с Цянь Ин требований к партнерским складам консолидации: правила замера габаритов, маркировки по Азату и упаковки.</w:t>
-      </w:r>
     </w:p>
+    <w:tbl>
+      <w:tblPr>
+        <w:tblW w:type="auto" w:w="0"/>
+        <w:jc w:val="center"/>
+        <w:tblLook w:firstColumn="1" w:firstRow="1" w:lastColumn="0" w:lastRow="0" w:noHBand="0" w:noVBand="1" w:val="04A0"/>
+      </w:tblPr>
+      <w:tblGrid>
+        <w:gridCol w:w="10080"/>
+      </w:tblGrid>
+      <w:tr>
+        <w:tc>
+          <w:tcPr>
+            <w:tcW w:type="dxa" w:w="10080"/>
+            <w:shd w:fill="F2F5F9"/>
+            <w:tcMar>
+              <w:top w:w="120" w:type="dxa"/>
+              <w:bottom w:w="120" w:type="dxa"/>
+              <w:left w:w="180" w:type="dxa"/>
+              <w:right w:w="180" w:type="dxa"/>
+            </w:tcMar>
+          </w:tcPr>
+          <w:p>
+            <w:pPr>
+              <w:spacing w:before="0" w:after="0" w:line="276" w:lineRule="auto"/>
+            </w:pPr>
+            <w:r>
+              <w:rPr>
+                <w:b/>
+                <w:color w:val="003366"/>
+                <w:sz w:val="20"/>
+              </w:rPr>
+              <w:t xml:space="preserve">ПОДДЕРЖКА КОМАНДЫ: </w:t>
+            </w:r>
+            <w:r>
+              <w:rPr>
+                <w:i/>
+                <w:sz w:val="19"/>
+              </w:rPr>
+              <w:t>Вы — проверенный и ценный сотрудник нашей команды. Мы уверены, что в новом статусе при поддержке Цянь Ин, Азата и коллег из России вы раскроете свой потенциал еще ярче!</w:t>
+            </w:r>
+          </w:p>
+        </w:tc>
+      </w:tr>
+    </w:tbl>
     <w:p>
       <w:pPr>
-        <w:pStyle w:val="ListBullet"/>
-        <w:spacing w:after="60" w:line="276" w:lineRule="auto"/>
+        <w:spacing w:after="80"/>
       </w:pPr>
-      <w:r>
-        <w:rPr>
-          <w:b/>
-          <w:sz w:val="20"/>
-        </w:rPr>
-        <w:t>День 3:</w:t>
-      </w:r>
-      <w:r>
-        <w:rPr>
-          <w:sz w:val="20"/>
-        </w:rPr>
-        <w:t xml:space="preserve"> Подключение к блоку снабжения под кураторством Азата: получение списка текущих фабричных заказов для контроля сроков.</w:t>
-      </w:r>
-    </w:p>
-    <w:p>
-      <w:pPr>
-        <w:pStyle w:val="ListBullet"/>
-        <w:spacing w:after="60" w:line="276" w:lineRule="auto"/>
-      </w:pPr>
-      <w:r>
-        <w:rPr>
-          <w:b/>
-          <w:sz w:val="20"/>
-        </w:rPr>
-        <w:t>День 4:</w:t>
-      </w:r>
-      <w:r>
-        <w:rPr>
-          <w:sz w:val="20"/>
-        </w:rPr>
-        <w:t xml:space="preserve"> Контрольный прозвон фабрик: проверка реального статуса производства, фиксация точных дат готовности (催交货期) в Битрикс24.</w:t>
-      </w:r>
-    </w:p>
-    <w:p>
-      <w:pPr>
-        <w:pStyle w:val="ListBullet"/>
-        <w:spacing w:after="60" w:line="276" w:lineRule="auto"/>
-      </w:pPr>
-      <w:r>
-        <w:rPr>
-          <w:b/>
-          <w:sz w:val="20"/>
-        </w:rPr>
-        <w:t>День 5:</w:t>
-      </w:r>
-      <w:r>
-        <w:rPr>
-          <w:sz w:val="20"/>
-        </w:rPr>
-        <w:t xml:space="preserve"> Отработка с подрядчиками партнерских складов образца двуязычной маркировки мест (RU/EN) по шаблонам Азата.</w:t>
-      </w:r>
-    </w:p>
-    <w:p>
-      <w:pPr>
-        <w:pStyle w:val="ListBullet"/>
-        <w:spacing w:after="60" w:line="276" w:lineRule="auto"/>
-      </w:pPr>
-      <w:r>
-        <w:rPr>
-          <w:b/>
-          <w:sz w:val="20"/>
-        </w:rPr>
-        <w:t>Дни 6-7:</w:t>
-      </w:r>
-      <w:r>
-        <w:rPr>
-          <w:sz w:val="20"/>
-        </w:rPr>
-        <w:t xml:space="preserve"> Контроль приемки грузов на складе консолидации: сверка фото шильдиков и маркированных коробок.</w:t>
-      </w:r>
-    </w:p>
-    <w:p>
-      <w:pPr>
-        <w:pStyle w:val="ListBullet"/>
-        <w:spacing w:after="60" w:line="276" w:lineRule="auto"/>
-      </w:pPr>
-      <w:r>
-        <w:rPr>
-          <w:b/>
-          <w:sz w:val="20"/>
-        </w:rPr>
-        <w:t>Дни 8-9:</w:t>
-      </w:r>
-      <w:r>
-        <w:rPr>
-          <w:sz w:val="20"/>
-        </w:rPr>
-        <w:t xml:space="preserve"> Ежедневный оперативный мониторинг сроков фабрик для Ван и Ли Юйнань: оперативный сигнал при рисках задержек.</w:t>
-      </w:r>
-    </w:p>
-    <w:p>
-      <w:pPr>
-        <w:pStyle w:val="ListBullet"/>
-        <w:spacing w:after="60" w:line="276" w:lineRule="auto"/>
-      </w:pPr>
-      <w:r>
-        <w:rPr>
-          <w:b/>
-          <w:sz w:val="20"/>
-        </w:rPr>
-        <w:t>День 10:</w:t>
-      </w:r>
-      <w:r>
-        <w:rPr>
-          <w:sz w:val="20"/>
-        </w:rPr>
-        <w:t xml:space="preserve"> Подведение итогов спринта с Артёмом, Цянь Ин и Азатом: открытое обсуждение результатов, предложений и сложностей.</w:t>
-      </w:r>
     </w:p>
     <w:sectPr>
       <w:pgSz w:w="12240" w:h="15840"/>
-      <w:pgMar w:top="1152" w:right="1152" w:bottom="1152" w:left="1152" w:header="720" w:footer="720" w:gutter="0"/>
+      <w:pgMar w:top="1008" w:right="1080" w:bottom="1008" w:left="1080" w:header="720" w:footer="720" w:gutter="0"/>
       <w:cols w:space="720"/>
       <w:docGrid w:linePitch="360"/>
     </w:sectPr>
@@ -1149,6 +1927,11 @@
     <w:name w:val="Normal"/>
     <w:qFormat/>
     <w:rsid w:val="00FC693F"/>
+    <w:rPr>
+      <w:rFonts w:ascii="Arial" w:hAnsi="Arial"/>
+      <w:color w:val="222222"/>
+      <w:sz w:val="20"/>
+    </w:rPr>
   </w:style>
   <w:style w:type="paragraph" w:styleId="Header">
     <w:name w:val="header"/>

--- a/projects/HR/Китайский снабженец/Вводный_инструктаж_и_спринт_Лиень_Поддержка_и_Логистика.docx
+++ b/projects/HR/Китайский снабженец/Вводный_инструктаж_и_спринт_Лиень_Поддержка_и_Логистика.docx
@@ -20,7 +20,7 @@
         <w:rPr>
           <w:i/>
           <w:color w:val="555555"/>
-          <w:sz w:val="21"/>
+          <w:sz w:val="20"/>
         </w:rPr>
         <w:t>Комплексная поддержка международной логистики и снабжения в КНР</w:t>
         <w:br/>
@@ -40,7 +40,7 @@
       <w:tr>
         <w:tc>
           <w:tcPr>
-            <w:tcW w:type="dxa" w:w="3312"/>
+            <w:tcW w:type="dxa" w:w="5040"/>
             <w:shd w:fill="1E3A8A"/>
             <w:tcMar>
               <w:top w:w="100" w:type="dxa"/>
@@ -66,7 +66,7 @@
         </w:tc>
         <w:tc>
           <w:tcPr>
-            <w:tcW w:type="dxa" w:w="6768"/>
+            <w:tcW w:type="dxa" w:w="5040"/>
             <w:shd w:fill="1E3A8A"/>
             <w:tcMar>
               <w:top w:w="100" w:type="dxa"/>
@@ -94,7 +94,7 @@
       <w:tr>
         <w:tc>
           <w:tcPr>
-            <w:tcW w:type="dxa" w:w="3312"/>
+            <w:tcW w:type="dxa" w:w="5040"/>
             <w:shd w:fill="FFFFFF"/>
             <w:tcMar>
               <w:top w:w="80" w:type="dxa"/>
@@ -111,13 +111,13 @@
               <w:rPr>
                 <w:sz w:val="18"/>
               </w:rPr>
-              <w:t>Сотрудник / Адресат:</w:t>
+              <w:t>**Сотрудник / Адресат:**</w:t>
             </w:r>
           </w:p>
         </w:tc>
         <w:tc>
           <w:tcPr>
-            <w:tcW w:type="dxa" w:w="6768"/>
+            <w:tcW w:type="dxa" w:w="5040"/>
             <w:shd w:fill="FFFFFF"/>
             <w:tcMar>
               <w:top w:w="80" w:type="dxa"/>
@@ -134,7 +134,7 @@
               <w:rPr>
                 <w:sz w:val="18"/>
               </w:rPr>
-              <w:t>Лиень (丽艳 / Lien / user/44)</w:t>
+              <w:t>**Лиень (丽艳 / Lien / user/44)**</w:t>
             </w:r>
           </w:p>
         </w:tc>
@@ -142,7 +142,7 @@
       <w:tr>
         <w:tc>
           <w:tcPr>
-            <w:tcW w:type="dxa" w:w="3312"/>
+            <w:tcW w:type="dxa" w:w="5040"/>
             <w:shd w:fill="F8FAFC"/>
             <w:tcMar>
               <w:top w:w="80" w:type="dxa"/>
@@ -159,13 +159,13 @@
               <w:rPr>
                 <w:sz w:val="18"/>
               </w:rPr>
-              <w:t>Должность и статус:</w:t>
+              <w:t>**Должность и статус:**</w:t>
             </w:r>
           </w:p>
         </w:tc>
         <w:tc>
           <w:tcPr>
-            <w:tcW w:type="dxa" w:w="6768"/>
+            <w:tcW w:type="dxa" w:w="5040"/>
             <w:shd w:fill="F8FAFC"/>
             <w:tcMar>
               <w:top w:w="80" w:type="dxa"/>
@@ -182,7 +182,7 @@
               <w:rPr>
                 <w:sz w:val="18"/>
               </w:rPr>
-              <w:t>Специалист логистической поддержки и ассистент отдела снабжения</w:t>
+              <w:t>**Специалист логистической поддержки и ассистент отдела снабжения**</w:t>
             </w:r>
           </w:p>
         </w:tc>
@@ -190,7 +190,7 @@
       <w:tr>
         <w:tc>
           <w:tcPr>
-            <w:tcW w:type="dxa" w:w="3312"/>
+            <w:tcW w:type="dxa" w:w="5040"/>
             <w:shd w:fill="FFFFFF"/>
             <w:tcMar>
               <w:top w:w="80" w:type="dxa"/>
@@ -207,13 +207,13 @@
               <w:rPr>
                 <w:sz w:val="18"/>
               </w:rPr>
-              <w:t>Формат работы:</w:t>
+              <w:t>**Формат работы:**</w:t>
             </w:r>
           </w:p>
         </w:tc>
         <w:tc>
           <w:tcPr>
-            <w:tcW w:type="dxa" w:w="6768"/>
+            <w:tcW w:type="dxa" w:w="5040"/>
             <w:shd w:fill="FFFFFF"/>
             <w:tcMar>
               <w:top w:w="80" w:type="dxa"/>
@@ -238,7 +238,7 @@
       <w:tr>
         <w:tc>
           <w:tcPr>
-            <w:tcW w:type="dxa" w:w="3312"/>
+            <w:tcW w:type="dxa" w:w="5040"/>
             <w:shd w:fill="F8FAFC"/>
             <w:tcMar>
               <w:top w:w="80" w:type="dxa"/>
@@ -255,13 +255,13 @@
               <w:rPr>
                 <w:sz w:val="18"/>
               </w:rPr>
-              <w:t>Ключевая роль:</w:t>
+              <w:t>**Ключевая роль:**</w:t>
             </w:r>
           </w:p>
         </w:tc>
         <w:tc>
           <w:tcPr>
-            <w:tcW w:type="dxa" w:w="6768"/>
+            <w:tcW w:type="dxa" w:w="5040"/>
             <w:shd w:fill="F8FAFC"/>
             <w:tcMar>
               <w:top w:w="80" w:type="dxa"/>
@@ -286,7 +286,7 @@
       <w:tr>
         <w:tc>
           <w:tcPr>
-            <w:tcW w:type="dxa" w:w="3312"/>
+            <w:tcW w:type="dxa" w:w="5040"/>
             <w:shd w:fill="FFFFFF"/>
             <w:tcMar>
               <w:top w:w="80" w:type="dxa"/>
@@ -303,13 +303,13 @@
               <w:rPr>
                 <w:sz w:val="18"/>
               </w:rPr>
-              <w:t>Ключевая цель спринта:</w:t>
+              <w:t>**Ключевая цель спринта:**</w:t>
             </w:r>
           </w:p>
         </w:tc>
         <w:tc>
           <w:tcPr>
-            <w:tcW w:type="dxa" w:w="6768"/>
+            <w:tcW w:type="dxa" w:w="5040"/>
             <w:shd w:fill="FFFFFF"/>
             <w:tcMar>
               <w:top w:w="80" w:type="dxa"/>
@@ -368,14 +368,14 @@
                 <w:color w:val="003366"/>
                 <w:sz w:val="20"/>
               </w:rPr>
-              <w:t xml:space="preserve">ПРИЗНАНИЕ ЗАСЛУГ И НОВЫЙ ЭТАП: </w:t>
+              <w:t xml:space="preserve">ПРИМЕЧАНИЕ: </w:t>
             </w:r>
             <w:r>
               <w:rPr>
                 <w:i/>
                 <w:sz w:val="19"/>
               </w:rPr>
-              <w:t>Уважаемая Лиень! Мы искренне благодарим вас за многолетнюю преданность компании «Лун-Ван» и надежную совместную работу. В связи с масштабным ростом бизнеса ваша роль в компании становится особенно важной: вы являетесь ключевым связующим сотрудником, стоящим ровно посередине между логистикой и снабжением. Вы действующий, опытный логист на местах и незаменимый помощник отдела закупок. Ваш фиксированный гарантированный оклад составляет 2 500 юаней в месяц с возможностью участия в премиальном фонде.</w:t>
+              <w:t>📌 **ПРИЗНАНИЕ ЗАСЛУГ И НОВЫЙ ЭТАП:** Уважаемая Лиень! Мы искренне благодарим вас за многолетнюю преданность компании «Лун-Ван» и надежную совместную работу. В связи с масштабным ростом бизнеса ваша роль в компании становится особенно важной: вы являетесь ключевым связующим сотрудником, стоящим ровно посередине между логистикой и снабжением. Вы действующий, опытный логист на местах и незаменимый помощник отдела закупок. Ваш фиксированный гарантированный оклад составляет 2 500 юаней в месяц с возможностью участия в премиальном фонде.</w:t>
             </w:r>
           </w:p>
         </w:tc>
@@ -418,16 +418,9 @@
       </w:pPr>
       <w:r>
         <w:rPr>
-          <w:b/>
           <w:sz w:val="20"/>
         </w:rPr>
-        <w:t xml:space="preserve">Направление 1. Международная логистика: </w:t>
-      </w:r>
-      <w:r>
-        <w:rPr>
-          <w:sz w:val="20"/>
-        </w:rPr>
-        <w:t>Вы работаете в постоянной тесной связке с новым руководителем направления — шеф-логистом госпожой Цянь Ин. Цянь Ин выступает главным «дирижером оркестра» международных перевозок, а вы — ее надежная опора и практический исполнитель на местах. Вы помогаете координировать партнерские склады консолидации, контролировать соблюдение стандартов маркировки и упаковки Азата (двуязычные ярлыки RU/EN, фотофиксация). Вместе с Цянь Ин и Анжеликой вы также участвуете в новом коммерческом направлении компании — продаже чистых логистических услуг внешним клиентам (Китай-РФ и РФ-Китай), что открывает прямой путь к росту вашего дохода.</w:t>
+        <w:t>**Направление 1. Международная логистика:** Вы работаете в постоянной тесной связке с новым руководителем направления — шеф-логистом госпожой Цянь Ин. Цянь Ин выступает главным «дирижером оркестра» международных перевозок, а вы — ее надежная опора и практический исполнитель на местах. Вы помогаете координировать партнерские склады консолидации, контролировать соблюдение стандартов маркировки и упаковки Азата (двуязычные ярлыки RU/EN, фотофиксация). Вместе с Цянь Ин и Анжеликой вы также участвуете в новом коммерческом направлении компании — продаже чистых логистических услуг внешним клиентам (Китай-РФ и РФ-Китай), что открывает прямой путь к росту вашего дохода.</w:t>
       </w:r>
     </w:p>
     <w:p>
@@ -437,16 +430,9 @@
       </w:pPr>
       <w:r>
         <w:rPr>
-          <w:b/>
           <w:sz w:val="20"/>
         </w:rPr>
-        <w:t xml:space="preserve">Направление 2. Поддержка отдела снабжения: </w:t>
-      </w:r>
-      <w:r>
-        <w:rPr>
-          <w:sz w:val="20"/>
-        </w:rPr>
-        <w:t>Выступаете правой рукой Ван и Ли Юйнань под кураторством Азата. Помогаете оперативно дозваниваться до китайских фабрик, выяснять точные сроки готовности заказов (催交货期), дожимать медлительные заводы, запрашивать живые фото/видео оборудования и шильдиков, решая оперативные задачи на родном языке.</w:t>
+        <w:t>**Направление 2. Поддержка отдела снабжения:** Выступаете правой рукой Ван и Ли Юйнань под кураторством Азата. Помогаете оперативно дозваниваться до китайских фабрик, выяснять точные сроки готовности заказов (催交货期), дожимать медлительные заводы, запрашивать живые фото/видео оборудования и шильдиков, решая оперативные задачи на родном языке.</w:t>
       </w:r>
     </w:p>
     <w:p>
@@ -488,7 +474,7 @@
       <w:tr>
         <w:tc>
           <w:tcPr>
-            <w:tcW w:type="dxa" w:w="2592"/>
+            <w:tcW w:type="dxa" w:w="3360"/>
             <w:shd w:fill="1E3A8A"/>
             <w:tcMar>
               <w:top w:w="100" w:type="dxa"/>
@@ -514,7 +500,7 @@
         </w:tc>
         <w:tc>
           <w:tcPr>
-            <w:tcW w:type="dxa" w:w="4896"/>
+            <w:tcW w:type="dxa" w:w="3360"/>
             <w:shd w:fill="1E3A8A"/>
             <w:tcMar>
               <w:top w:w="100" w:type="dxa"/>
@@ -540,7 +526,7 @@
         </w:tc>
         <w:tc>
           <w:tcPr>
-            <w:tcW w:type="dxa" w:w="2592"/>
+            <w:tcW w:type="dxa" w:w="3360"/>
             <w:shd w:fill="1E3A8A"/>
             <w:tcMar>
               <w:top w:w="100" w:type="dxa"/>
@@ -568,7 +554,7 @@
       <w:tr>
         <w:tc>
           <w:tcPr>
-            <w:tcW w:type="dxa" w:w="2592"/>
+            <w:tcW w:type="dxa" w:w="3360"/>
             <w:shd w:fill="FFFFFF"/>
             <w:tcMar>
               <w:top w:w="80" w:type="dxa"/>
@@ -585,13 +571,13 @@
               <w:rPr>
                 <w:sz w:val="18"/>
               </w:rPr>
-              <w:t>Цянь Ин (Шеф-логист в КНР)</w:t>
+              <w:t>**Цянь Ин (Шеф-логист в КНР)**</w:t>
             </w:r>
           </w:p>
         </w:tc>
         <w:tc>
           <w:tcPr>
-            <w:tcW w:type="dxa" w:w="4896"/>
+            <w:tcW w:type="dxa" w:w="3360"/>
             <w:shd w:fill="FFFFFF"/>
             <w:tcMar>
               <w:top w:w="80" w:type="dxa"/>
@@ -614,7 +600,7 @@
         </w:tc>
         <w:tc>
           <w:tcPr>
-            <w:tcW w:type="dxa" w:w="2592"/>
+            <w:tcW w:type="dxa" w:w="3360"/>
             <w:shd w:fill="FFFFFF"/>
             <w:tcMar>
               <w:top w:w="80" w:type="dxa"/>
@@ -639,7 +625,7 @@
       <w:tr>
         <w:tc>
           <w:tcPr>
-            <w:tcW w:type="dxa" w:w="2592"/>
+            <w:tcW w:type="dxa" w:w="3360"/>
             <w:shd w:fill="F8FAFC"/>
             <w:tcMar>
               <w:top w:w="80" w:type="dxa"/>
@@ -656,13 +642,13 @@
               <w:rPr>
                 <w:sz w:val="18"/>
               </w:rPr>
-              <w:t>Анжелика (Логистика РФ / B2B-продажи)</w:t>
+              <w:t>**Анжелика (Логистика РФ / B2B-продажи)**</w:t>
             </w:r>
           </w:p>
         </w:tc>
         <w:tc>
           <w:tcPr>
-            <w:tcW w:type="dxa" w:w="4896"/>
+            <w:tcW w:type="dxa" w:w="3360"/>
             <w:shd w:fill="F8FAFC"/>
             <w:tcMar>
               <w:top w:w="80" w:type="dxa"/>
@@ -685,7 +671,7 @@
         </w:tc>
         <w:tc>
           <w:tcPr>
-            <w:tcW w:type="dxa" w:w="2592"/>
+            <w:tcW w:type="dxa" w:w="3360"/>
             <w:shd w:fill="F8FAFC"/>
             <w:tcMar>
               <w:top w:w="80" w:type="dxa"/>
@@ -710,7 +696,7 @@
       <w:tr>
         <w:tc>
           <w:tcPr>
-            <w:tcW w:type="dxa" w:w="2592"/>
+            <w:tcW w:type="dxa" w:w="3360"/>
             <w:shd w:fill="FFFFFF"/>
             <w:tcMar>
               <w:top w:w="80" w:type="dxa"/>
@@ -727,13 +713,13 @@
               <w:rPr>
                 <w:sz w:val="18"/>
               </w:rPr>
-              <w:t>Азат (Снабжение / Старший куратор)</w:t>
+              <w:t>**Азат (Снабжение / Старший куратор)**</w:t>
             </w:r>
           </w:p>
         </w:tc>
         <w:tc>
           <w:tcPr>
-            <w:tcW w:type="dxa" w:w="4896"/>
+            <w:tcW w:type="dxa" w:w="3360"/>
             <w:shd w:fill="FFFFFF"/>
             <w:tcMar>
               <w:top w:w="80" w:type="dxa"/>
@@ -756,7 +742,7 @@
         </w:tc>
         <w:tc>
           <w:tcPr>
-            <w:tcW w:type="dxa" w:w="2592"/>
+            <w:tcW w:type="dxa" w:w="3360"/>
             <w:shd w:fill="FFFFFF"/>
             <w:tcMar>
               <w:top w:w="80" w:type="dxa"/>
@@ -781,7 +767,7 @@
       <w:tr>
         <w:tc>
           <w:tcPr>
-            <w:tcW w:type="dxa" w:w="2592"/>
+            <w:tcW w:type="dxa" w:w="3360"/>
             <w:shd w:fill="F8FAFC"/>
             <w:tcMar>
               <w:top w:w="80" w:type="dxa"/>
@@ -798,13 +784,13 @@
               <w:rPr>
                 <w:sz w:val="18"/>
               </w:rPr>
-              <w:t>Артём (Я / Руководитель компании)</w:t>
+              <w:t>**Артём (Я / Руководитель компании)**</w:t>
             </w:r>
           </w:p>
         </w:tc>
         <w:tc>
           <w:tcPr>
-            <w:tcW w:type="dxa" w:w="4896"/>
+            <w:tcW w:type="dxa" w:w="3360"/>
             <w:shd w:fill="F8FAFC"/>
             <w:tcMar>
               <w:top w:w="80" w:type="dxa"/>
@@ -827,7 +813,7 @@
         </w:tc>
         <w:tc>
           <w:tcPr>
-            <w:tcW w:type="dxa" w:w="2592"/>
+            <w:tcW w:type="dxa" w:w="3360"/>
             <w:shd w:fill="F8FAFC"/>
             <w:tcMar>
               <w:top w:w="80" w:type="dxa"/>
@@ -852,7 +838,7 @@
       <w:tr>
         <w:tc>
           <w:tcPr>
-            <w:tcW w:type="dxa" w:w="2592"/>
+            <w:tcW w:type="dxa" w:w="3360"/>
             <w:shd w:fill="FFFFFF"/>
             <w:tcMar>
               <w:top w:w="80" w:type="dxa"/>
@@ -869,13 +855,13 @@
               <w:rPr>
                 <w:sz w:val="18"/>
               </w:rPr>
-              <w:t>Александра (Тендерный отдел)</w:t>
+              <w:t>**Александра (Тендерный отдел)**</w:t>
             </w:r>
           </w:p>
         </w:tc>
         <w:tc>
           <w:tcPr>
-            <w:tcW w:type="dxa" w:w="4896"/>
+            <w:tcW w:type="dxa" w:w="3360"/>
             <w:shd w:fill="FFFFFF"/>
             <w:tcMar>
               <w:top w:w="80" w:type="dxa"/>
@@ -898,7 +884,7 @@
         </w:tc>
         <w:tc>
           <w:tcPr>
-            <w:tcW w:type="dxa" w:w="2592"/>
+            <w:tcW w:type="dxa" w:w="3360"/>
             <w:shd w:fill="FFFFFF"/>
             <w:tcMar>
               <w:top w:w="80" w:type="dxa"/>
@@ -923,7 +909,7 @@
       <w:tr>
         <w:tc>
           <w:tcPr>
-            <w:tcW w:type="dxa" w:w="2592"/>
+            <w:tcW w:type="dxa" w:w="3360"/>
             <w:shd w:fill="F8FAFC"/>
             <w:tcMar>
               <w:top w:w="80" w:type="dxa"/>
@@ -940,13 +926,13 @@
               <w:rPr>
                 <w:sz w:val="18"/>
               </w:rPr>
-              <w:t>Ван и Ли Юйнань (Отдел снабжения)</w:t>
+              <w:t>**Ван и Ли Юйнань (Отдел снабжения)**</w:t>
             </w:r>
           </w:p>
         </w:tc>
         <w:tc>
           <w:tcPr>
-            <w:tcW w:type="dxa" w:w="4896"/>
+            <w:tcW w:type="dxa" w:w="3360"/>
             <w:shd w:fill="F8FAFC"/>
             <w:tcMar>
               <w:top w:w="80" w:type="dxa"/>
@@ -969,7 +955,7 @@
         </w:tc>
         <w:tc>
           <w:tcPr>
-            <w:tcW w:type="dxa" w:w="2592"/>
+            <w:tcW w:type="dxa" w:w="3360"/>
             <w:shd w:fill="F8FAFC"/>
             <w:tcMar>
               <w:top w:w="80" w:type="dxa"/>
@@ -994,7 +980,7 @@
       <w:tr>
         <w:tc>
           <w:tcPr>
-            <w:tcW w:type="dxa" w:w="2592"/>
+            <w:tcW w:type="dxa" w:w="3360"/>
             <w:shd w:fill="FFFFFF"/>
             <w:tcMar>
               <w:top w:w="80" w:type="dxa"/>
@@ -1011,13 +997,13 @@
               <w:rPr>
                 <w:sz w:val="18"/>
               </w:rPr>
-              <w:t>Ирина (Главный бухгалтер)</w:t>
+              <w:t>**Ирина (Главный бухгалтер)**</w:t>
             </w:r>
           </w:p>
         </w:tc>
         <w:tc>
           <w:tcPr>
-            <w:tcW w:type="dxa" w:w="4896"/>
+            <w:tcW w:type="dxa" w:w="3360"/>
             <w:shd w:fill="FFFFFF"/>
             <w:tcMar>
               <w:top w:w="80" w:type="dxa"/>
@@ -1040,7 +1026,7 @@
         </w:tc>
         <w:tc>
           <w:tcPr>
-            <w:tcW w:type="dxa" w:w="2592"/>
+            <w:tcW w:type="dxa" w:w="3360"/>
             <w:shd w:fill="FFFFFF"/>
             <w:tcMar>
               <w:top w:w="80" w:type="dxa"/>
@@ -1100,16 +1086,9 @@
       </w:pPr>
       <w:r>
         <w:rPr>
-          <w:b/>
           <w:sz w:val="20"/>
         </w:rPr>
-        <w:t xml:space="preserve">Принцип доверия: </w:t>
-      </w:r>
-      <w:r>
-        <w:rPr>
-          <w:sz w:val="20"/>
-        </w:rPr>
-        <w:t>Компания «Лун-Ван» строит бизнес на взаимном доверии, уважении и безусловном исполнении данных обещаний.</w:t>
+        <w:t>**Принцип доверия:** Компания «Лун-Ван» строит бизнес на взаимном доверии, уважении и безусловном исполнении данных обещаний.</w:t>
       </w:r>
     </w:p>
     <w:p>
@@ -1119,16 +1098,9 @@
       </w:pPr>
       <w:r>
         <w:rPr>
-          <w:b/>
           <w:sz w:val="20"/>
         </w:rPr>
-        <w:t xml:space="preserve">Бескомпромиссный разрыв: </w:t>
-      </w:r>
-      <w:r>
-        <w:rPr>
-          <w:sz w:val="20"/>
-        </w:rPr>
-        <w:t>Если поставщик, склад или фабрика повели себя нечестно — например, пообещали скидку или срок, а затем нарушили договоренность, проявили неуважение или пренебрегли важной просьбой — компания принципиально прекращает любые отношения с таким контрагентом навсегда. Мы ценим верность слову выше сиюминутной выгоды.</w:t>
+        <w:t>**Бескомпромиссный разрыв:** Если поставщик, склад или фабрика повели себя нечестно — например, пообещали скидку или срок, а затем нарушили договоренность, проявили неуважение или пренебрегли важной просьбой — компания принципиально прекращает любые отношения с таким контрагентом навсегда. Мы ценим верность слову выше сиюминутной выгоды.</w:t>
       </w:r>
     </w:p>
     <w:p>
@@ -1152,16 +1124,9 @@
       </w:pPr>
       <w:r>
         <w:rPr>
-          <w:b/>
           <w:sz w:val="20"/>
         </w:rPr>
-        <w:t xml:space="preserve">1. Контроль на складе: </w:t>
-      </w:r>
-      <w:r>
-        <w:rPr>
-          <w:sz w:val="20"/>
-        </w:rPr>
-        <w:t>Входной контроль на партнерском складе консолидации: при поступлении груза от фабрики проверяется внешняя целостность упаковки (деревянная обрешетка, паллеты, влагозащитная пленка), соответствие веса брутто и габаритов Д×Ш×В упаковочному листу.</w:t>
+        <w:t>**Контроль на складе:** Входной контроль на партнерском складе консолидации: при поступлении груза от фабрики проверяется внешняя целостность упаковки (деревянная обрешетка, паллеты, влагозащитная пленка), соответствие веса брутто и габаритов Д×Ш×В упаковочному листу.</w:t>
       </w:r>
     </w:p>
     <w:p>
@@ -1171,16 +1136,9 @@
       </w:pPr>
       <w:r>
         <w:rPr>
-          <w:b/>
           <w:sz w:val="20"/>
         </w:rPr>
-        <w:t xml:space="preserve">2. Стандарты маркировки Азата: </w:t>
-      </w:r>
-      <w:r>
-        <w:rPr>
-          <w:sz w:val="20"/>
-        </w:rPr>
-        <w:t>Проверка маркировки: на каждом грузовом месте обязан быть четкий двуязычный ярлык (RU/EN) по стандартам Азата с наименованием товара, номером контракта и номером места. До отправки в РФ обязательна четкая фотофиксация.</w:t>
+        <w:t>**Стандарты маркировки Азата:** Проверка маркировки: на каждом грузовом месте обязан быть четкий двуязычный ярлык (RU/EN) по стандартам Азата с наименованием товара, номером контракта и номером места. До отправки в РФ обязательна четкая фотофиксация.</w:t>
       </w:r>
     </w:p>
     <w:p>
@@ -1190,16 +1148,9 @@
       </w:pPr>
       <w:r>
         <w:rPr>
-          <w:b/>
           <w:sz w:val="20"/>
         </w:rPr>
-        <w:t xml:space="preserve">3. Контроль готовности заказов: </w:t>
-      </w:r>
-      <w:r>
-        <w:rPr>
-          <w:sz w:val="20"/>
-        </w:rPr>
-        <w:t>Контроль сроков готовности (催交货期): за 5–7 дней до плановой даты готовности заказа связаться с фабрикой, подтвердить готовность станков, запросить фото и видео испытаний. Если завод затягивает срок — немедленно бить тревогу в задаче Битрикс24!</w:t>
+        <w:t>**Контроль готовности заказов (催交货期):** За 5–7 дней до плановой даты готовности заказа связаться с фабрикой, подтвердить готовность станков, запросить фото и видео испытаний. Если завод затягивает срок — немедленно бить тревогу в задаче Битрикс24!</w:t>
       </w:r>
     </w:p>
     <w:p>
@@ -1209,16 +1160,9 @@
       </w:pPr>
       <w:r>
         <w:rPr>
-          <w:b/>
           <w:sz w:val="20"/>
         </w:rPr>
-        <w:t xml:space="preserve">4. Дисциплина в Битрикс24: </w:t>
-      </w:r>
-      <w:r>
-        <w:rPr>
-          <w:sz w:val="20"/>
-        </w:rPr>
-        <w:t>Работа в Битрикс24: все статусы задач обновляются ежедневно до 18:00 по китайскому времени. Запрещено откладывать задачи на последний день.</w:t>
+        <w:t>**Дисциплина в Битрикс24:** Все статусы задач обновляются ежедневно до 18:00 по китайскому времени. Запрещено откладывать задачи на последний день.</w:t>
       </w:r>
     </w:p>
     <w:p>
@@ -1260,7 +1204,7 @@
       <w:tr>
         <w:tc>
           <w:tcPr>
-            <w:tcW w:type="dxa" w:w="2160"/>
+            <w:tcW w:type="dxa" w:w="3360"/>
             <w:shd w:fill="1E3A8A"/>
             <w:tcMar>
               <w:top w:w="100" w:type="dxa"/>
@@ -1286,7 +1230,7 @@
         </w:tc>
         <w:tc>
           <w:tcPr>
-            <w:tcW w:type="dxa" w:w="5760"/>
+            <w:tcW w:type="dxa" w:w="3360"/>
             <w:shd w:fill="1E3A8A"/>
             <w:tcMar>
               <w:top w:w="100" w:type="dxa"/>
@@ -1312,7 +1256,7 @@
         </w:tc>
         <w:tc>
           <w:tcPr>
-            <w:tcW w:type="dxa" w:w="2160"/>
+            <w:tcW w:type="dxa" w:w="3360"/>
             <w:shd w:fill="1E3A8A"/>
             <w:tcMar>
               <w:top w:w="100" w:type="dxa"/>
@@ -1340,7 +1284,7 @@
       <w:tr>
         <w:tc>
           <w:tcPr>
-            <w:tcW w:type="dxa" w:w="2160"/>
+            <w:tcW w:type="dxa" w:w="3360"/>
             <w:shd w:fill="FFFFFF"/>
             <w:tcMar>
               <w:top w:w="80" w:type="dxa"/>
@@ -1357,15 +1301,15 @@
               <w:rPr>
                 <w:sz w:val="18"/>
               </w:rPr>
-              <w:t>Неделя 1</w:t>
+              <w:t>**Неделя 1</w:t>
               <w:br/>
-              <w:t>(Дни 1–5)</w:t>
+              <w:t>(Дни 1–5)**</w:t>
             </w:r>
           </w:p>
         </w:tc>
         <w:tc>
           <w:tcPr>
-            <w:tcW w:type="dxa" w:w="5760"/>
+            <w:tcW w:type="dxa" w:w="3360"/>
             <w:shd w:fill="FFFFFF"/>
             <w:tcMar>
               <w:top w:w="80" w:type="dxa"/>
@@ -1396,7 +1340,7 @@
         </w:tc>
         <w:tc>
           <w:tcPr>
-            <w:tcW w:type="dxa" w:w="2160"/>
+            <w:tcW w:type="dxa" w:w="3360"/>
             <w:shd w:fill="FFFFFF"/>
             <w:tcMar>
               <w:top w:w="80" w:type="dxa"/>
@@ -1421,7 +1365,7 @@
       <w:tr>
         <w:tc>
           <w:tcPr>
-            <w:tcW w:type="dxa" w:w="2160"/>
+            <w:tcW w:type="dxa" w:w="3360"/>
             <w:shd w:fill="F8FAFC"/>
             <w:tcMar>
               <w:top w:w="80" w:type="dxa"/>
@@ -1438,15 +1382,15 @@
               <w:rPr>
                 <w:sz w:val="18"/>
               </w:rPr>
-              <w:t>Неделя 2</w:t>
+              <w:t>**Неделя 2</w:t>
               <w:br/>
-              <w:t>(Дни 6–10)</w:t>
+              <w:t>(Дни 6–10)**</w:t>
             </w:r>
           </w:p>
         </w:tc>
         <w:tc>
           <w:tcPr>
-            <w:tcW w:type="dxa" w:w="5760"/>
+            <w:tcW w:type="dxa" w:w="3360"/>
             <w:shd w:fill="F8FAFC"/>
             <w:tcMar>
               <w:top w:w="80" w:type="dxa"/>
@@ -1477,7 +1421,7 @@
         </w:tc>
         <w:tc>
           <w:tcPr>
-            <w:tcW w:type="dxa" w:w="2160"/>
+            <w:tcW w:type="dxa" w:w="3360"/>
             <w:shd w:fill="F8FAFC"/>
             <w:tcMar>
               <w:top w:w="80" w:type="dxa"/>
@@ -1536,14 +1480,14 @@
                 <w:color w:val="003366"/>
                 <w:sz w:val="20"/>
               </w:rPr>
-              <w:t xml:space="preserve">ПОДДЕРЖКА КОМАНДЫ: </w:t>
+              <w:t xml:space="preserve">ПРИМЕЧАНИЕ: </w:t>
             </w:r>
             <w:r>
               <w:rPr>
                 <w:i/>
                 <w:sz w:val="19"/>
               </w:rPr>
-              <w:t>Вы — проверенный и ценный сотрудник нашей команды. Мы уверены, что в новом статусе при поддержке Цянь Ин, Азата и коллег из России вы раскроете свой потенциал еще ярче!</w:t>
+              <w:t>📌 **ПОДДЕРЖКА КОМАНДЫ:** Вы — проверенный и ценный сотрудник нашей команды. Мы уверены, что в новом статусе при поддержке Цянь Ин, Азата и коллег из России вы раскроете свой потенциал еще ярче!</w:t>
             </w:r>
           </w:p>
         </w:tc>
